--- a/doc/LCC_application_note.docx
+++ b/doc/LCC_application_note.docx
@@ -476,13 +476,45 @@
         <w:t xml:space="preserve">et al.</w:t>
       </w:r>
       <w:r>
-        <w:t xml:space="preserve">, 1996; Williamson, 2013), or matching a</w:t>
-      </w:r>
-      <w:r>
-        <w:t xml:space="preserve"> </w:t>
-      </w:r>
-      <w:r>
-        <w:t xml:space="preserve">spectrum against a library. Three families of measure are in use. The bin method of Bodis</w:t>
+        <w:t xml:space="preserve">, 1996; Pellecchia</w:t>
+      </w:r>
+      <w:r>
+        <w:t xml:space="preserve"> </w:t>
+      </w:r>
+      <w:r>
+        <w:rPr>
+          <w:i/>
+          <w:iCs/>
+        </w:rPr>
+        <w:t xml:space="preserve">et al.</w:t>
+      </w:r>
+      <w:r>
+        <w:t xml:space="preserve">, 2008;</w:t>
+      </w:r>
+      <w:r>
+        <w:t xml:space="preserve"> </w:t>
+      </w:r>
+      <w:r>
+        <w:t xml:space="preserve">Williamson, 2013), or matching a spectrum against a spectral library (Ulrich</w:t>
+      </w:r>
+      <w:r>
+        <w:t xml:space="preserve"> </w:t>
+      </w:r>
+      <w:r>
+        <w:rPr>
+          <w:i/>
+          <w:iCs/>
+        </w:rPr>
+        <w:t xml:space="preserve">et al.</w:t>
+      </w:r>
+      <w:r>
+        <w:t xml:space="preserve">,</w:t>
+      </w:r>
+      <w:r>
+        <w:t xml:space="preserve"> </w:t>
+      </w:r>
+      <w:r>
+        <w:t xml:space="preserve">2008). Three families of measure are in use. The bin method of Bodis</w:t>
       </w:r>
       <w:r>
         <w:t xml:space="preserve"> </w:t>
@@ -830,13 +862,58 @@
         <w:t xml:space="preserve"> </w:t>
       </w:r>
       <w:r>
-        <w:t xml:space="preserve">discriminating step. Given two processed Bruker spectra compared inside a common window it</w:t>
-      </w:r>
-      <w:r>
-        <w:t xml:space="preserve"> </w:t>
-      </w:r>
-      <w:r>
-        <w:t xml:space="preserve">proceeds in three steps.</w:t>
+        <w:t xml:space="preserve">discriminating step. Given two processed Bruker spectra — produced by any standard pipeline</w:t>
+      </w:r>
+      <w:r>
+        <w:t xml:space="preserve"> </w:t>
+      </w:r>
+      <w:r>
+        <w:t xml:space="preserve">or analysis suite (Delaglio</w:t>
+      </w:r>
+      <w:r>
+        <w:t xml:space="preserve"> </w:t>
+      </w:r>
+      <w:r>
+        <w:rPr>
+          <w:i/>
+          <w:iCs/>
+        </w:rPr>
+        <w:t xml:space="preserve">et al.</w:t>
+      </w:r>
+      <w:r>
+        <w:t xml:space="preserve">, 1995; Vranken</w:t>
+      </w:r>
+      <w:r>
+        <w:t xml:space="preserve"> </w:t>
+      </w:r>
+      <w:r>
+        <w:rPr>
+          <w:i/>
+          <w:iCs/>
+        </w:rPr>
+        <w:t xml:space="preserve">et al.</w:t>
+      </w:r>
+      <w:r>
+        <w:t xml:space="preserve">, 2005; Skinner</w:t>
+      </w:r>
+      <w:r>
+        <w:t xml:space="preserve"> </w:t>
+      </w:r>
+      <w:r>
+        <w:rPr>
+          <w:i/>
+          <w:iCs/>
+        </w:rPr>
+        <w:t xml:space="preserve">et al.</w:t>
+      </w:r>
+      <w:r>
+        <w:t xml:space="preserve">, 2016) —</w:t>
+      </w:r>
+      <w:r>
+        <w:t xml:space="preserve"> </w:t>
+      </w:r>
+      <w:r>
+        <w:t xml:space="preserve">compared inside a common window, it proceeds in three steps.</w:t>
       </w:r>
     </w:p>
     <w:p>
@@ -1368,13 +1445,32 @@
         <w:t xml:space="preserve"> </w:t>
       </w:r>
       <w:r>
-        <w:t xml:space="preserve">implementation is pure NumPy, needs no peak picking and no external solver, and runs in about</w:t>
-      </w:r>
-      <w:r>
-        <w:t xml:space="preserve"> </w:t>
-      </w:r>
-      <w:r>
-        <w:t xml:space="preserve">6 ms per spectrum pair on a</w:t>
+        <w:t xml:space="preserve">implementation is pure NumPy (Harris</w:t>
+      </w:r>
+      <w:r>
+        <w:t xml:space="preserve"> </w:t>
+      </w:r>
+      <w:r>
+        <w:rPr>
+          <w:i/>
+          <w:iCs/>
+        </w:rPr>
+        <w:t xml:space="preserve">et al.</w:t>
+      </w:r>
+      <w:r>
+        <w:t xml:space="preserve">, 2020), reads processed Bruker data directly</w:t>
+      </w:r>
+      <w:r>
+        <w:t xml:space="preserve"> </w:t>
+      </w:r>
+      <w:r>
+        <w:t xml:space="preserve">(cf. Helmus and Jaroniec, 2013), needs no peak picking and no external solver, and runs in</w:t>
+      </w:r>
+      <w:r>
+        <w:t xml:space="preserve"> </w:t>
+      </w:r>
+      <w:r>
+        <w:t xml:space="preserve">about 6 ms per spectrum pair on a</w:t>
       </w:r>
       <w:r>
         <w:t xml:space="preserve"> </w:t>
@@ -1397,19 +1493,25 @@
         <w:t xml:space="preserve"> </w:t>
       </w:r>
       <w:r>
-        <w:t xml:space="preserve">grid (Apple Silicon, single core); a 17-test</w:t>
-      </w:r>
-      <w:r>
-        <w:t xml:space="preserve"> </w:t>
-      </w:r>
-      <w:r>
-        <w:t xml:space="preserve">suite (all passing) checks self-similarity, related-beats-unrelated ordering and</w:t>
-      </w:r>
-      <w:r>
-        <w:t xml:space="preserve"> </w:t>
-      </w:r>
-      <w:r>
-        <w:t xml:space="preserve">monotonicity in drift. A full derivation with proofs is provided as Supplementary Material.</w:t>
+        <w:t xml:space="preserve">grid (Apple Silicon, single core); a</w:t>
+      </w:r>
+      <w:r>
+        <w:t xml:space="preserve"> </w:t>
+      </w:r>
+      <w:r>
+        <w:t xml:space="preserve">17-test suite (all passing) checks self-similarity, related-beats-unrelated ordering and</w:t>
+      </w:r>
+      <w:r>
+        <w:t xml:space="preserve"> </w:t>
+      </w:r>
+      <w:r>
+        <w:t xml:space="preserve">monotonicity in drift. Figures use Matplotlib (Hunter, 2007). A full derivation with proofs</w:t>
+      </w:r>
+      <w:r>
+        <w:t xml:space="preserve"> </w:t>
+      </w:r>
+      <w:r>
+        <w:t xml:space="preserve">is provided as Supplementary Material.</w:t>
       </w:r>
     </w:p>
     <w:bookmarkEnd w:id="11"/>
@@ -2258,25 +2360,19 @@
         <w:rPr>
           <w:rStyle w:val="VerbatimChar"/>
         </w:rPr>
-        <w:t xml:space="preserve">python3.11 bench.py --prl3 &lt;dir&gt; --oaa &lt;dir&gt; --json</w:t>
-      </w:r>
-      <w:r>
-        <w:t xml:space="preserve"> </w:t>
-      </w:r>
-      <w:r>
-        <w:t xml:space="preserve">(NumPy 2.4.6),</w:t>
-      </w:r>
-      <w:r>
-        <w:t xml:space="preserve"> </w:t>
-      </w:r>
-      <w:r>
-        <w:t xml:space="preserve">which reads the processed Bruker spectra and prints the full per-comparison scores; the same</w:t>
-      </w:r>
-      <w:r>
-        <w:t xml:space="preserve"> </w:t>
-      </w:r>
-      <w:r>
-        <w:t xml:space="preserve">table and Fig. 1 are committed under</w:t>
+        <w:t xml:space="preserve">bench.py --prl3 &lt;dir&gt; --oaa &lt;dir&gt; --json</w:t>
+      </w:r>
+      <w:r>
+        <w:t xml:space="preserve"> </w:t>
+      </w:r>
+      <w:r>
+        <w:t xml:space="preserve">(Python 3.11, NumPy</w:t>
+      </w:r>
+      <w:r>
+        <w:t xml:space="preserve"> </w:t>
+      </w:r>
+      <w:r>
+        <w:t xml:space="preserve">2.4.6); the full per-comparison scores and Fig. 1 are committed under</w:t>
       </w:r>
       <w:r>
         <w:t xml:space="preserve"> </w:t>
@@ -2681,7 +2777,7 @@
         <w:pStyle w:val="BodyText"/>
       </w:pPr>
       <w:r>
-        <w:t xml:space="preserve">Harris,C.R.</w:t>
+        <w:t xml:space="preserve">Delaglio,F.</w:t>
       </w:r>
       <w:r>
         <w:t xml:space="preserve"> </w:t>
@@ -2697,7 +2793,13 @@
         <w:t xml:space="preserve"> </w:t>
       </w:r>
       <w:r>
-        <w:t xml:space="preserve">(2020) Array programming with NumPy.</w:t>
+        <w:t xml:space="preserve">(1995) NMRPipe: a multidimensional spectral processing system based on</w:t>
+      </w:r>
+      <w:r>
+        <w:t xml:space="preserve"> </w:t>
+      </w:r>
+      <w:r>
+        <w:t xml:space="preserve">UNIX pipes.</w:t>
       </w:r>
       <w:r>
         <w:t xml:space="preserve"> </w:t>
@@ -2707,7 +2809,7 @@
           <w:i/>
           <w:iCs/>
         </w:rPr>
-        <w:t xml:space="preserve">Nature</w:t>
+        <w:t xml:space="preserve">J. Biomol. NMR</w:t>
       </w:r>
       <w:r>
         <w:t xml:space="preserve">,</w:t>
@@ -2720,10 +2822,10 @@
           <w:b/>
           <w:bCs/>
         </w:rPr>
-        <w:t xml:space="preserve">585</w:t>
-      </w:r>
-      <w:r>
-        <w:t xml:space="preserve">, 357–362.</w:t>
+        <w:t xml:space="preserve">6</w:t>
+      </w:r>
+      <w:r>
+        <w:t xml:space="preserve">, 277–293.</w:t>
       </w:r>
     </w:p>
     <w:p>
@@ -2731,13 +2833,7 @@
         <w:pStyle w:val="BodyText"/>
       </w:pPr>
       <w:r>
-        <w:t xml:space="preserve">Helmus,J.J. and Jaroniec,C.P. (2013) Nmrglue: an open source Python package for the analysis of</w:t>
-      </w:r>
-      <w:r>
-        <w:t xml:space="preserve"> </w:t>
-      </w:r>
-      <w:r>
-        <w:t xml:space="preserve">multidimensional NMR data.</w:t>
+        <w:t xml:space="preserve">Harris,C.R.</w:t>
       </w:r>
       <w:r>
         <w:t xml:space="preserve"> </w:t>
@@ -2747,7 +2843,23 @@
           <w:i/>
           <w:iCs/>
         </w:rPr>
-        <w:t xml:space="preserve">J. Biomol. NMR</w:t>
+        <w:t xml:space="preserve">et al.</w:t>
+      </w:r>
+      <w:r>
+        <w:t xml:space="preserve"> </w:t>
+      </w:r>
+      <w:r>
+        <w:t xml:space="preserve">(2020) Array programming with NumPy.</w:t>
+      </w:r>
+      <w:r>
+        <w:t xml:space="preserve"> </w:t>
+      </w:r>
+      <w:r>
+        <w:rPr>
+          <w:i/>
+          <w:iCs/>
+        </w:rPr>
+        <w:t xml:space="preserve">Nature</w:t>
       </w:r>
       <w:r>
         <w:t xml:space="preserve">,</w:t>
@@ -2760,10 +2872,10 @@
           <w:b/>
           <w:bCs/>
         </w:rPr>
-        <w:t xml:space="preserve">55</w:t>
-      </w:r>
-      <w:r>
-        <w:t xml:space="preserve">, 355–367.</w:t>
+        <w:t xml:space="preserve">585</w:t>
+      </w:r>
+      <w:r>
+        <w:t xml:space="preserve">, 357–362.</w:t>
       </w:r>
     </w:p>
     <w:p>
@@ -2771,7 +2883,13 @@
         <w:pStyle w:val="BodyText"/>
       </w:pPr>
       <w:r>
-        <w:t xml:space="preserve">Pierens,G.K.</w:t>
+        <w:t xml:space="preserve">Helmus,J.J. and Jaroniec,C.P. (2013) Nmrglue: an open source Python package for the analysis of</w:t>
+      </w:r>
+      <w:r>
+        <w:t xml:space="preserve"> </w:t>
+      </w:r>
+      <w:r>
+        <w:t xml:space="preserve">multidimensional NMR data.</w:t>
       </w:r>
       <w:r>
         <w:t xml:space="preserve"> </w:t>
@@ -2781,19 +2899,31 @@
           <w:i/>
           <w:iCs/>
         </w:rPr>
-        <w:t xml:space="preserve">et al.</w:t>
-      </w:r>
-      <w:r>
-        <w:t xml:space="preserve"> </w:t>
-      </w:r>
-      <w:r>
-        <w:t xml:space="preserve">(2012) HSQC spectral based similarity matching of compounds using nearest</w:t>
-      </w:r>
-      <w:r>
-        <w:t xml:space="preserve"> </w:t>
-      </w:r>
-      <w:r>
-        <w:t xml:space="preserve">neighbours and a fast discrete genetic algorithm.</w:t>
+        <w:t xml:space="preserve">J. Biomol. NMR</w:t>
+      </w:r>
+      <w:r>
+        <w:t xml:space="preserve">,</w:t>
+      </w:r>
+      <w:r>
+        <w:t xml:space="preserve"> </w:t>
+      </w:r>
+      <w:r>
+        <w:rPr>
+          <w:b/>
+          <w:bCs/>
+        </w:rPr>
+        <w:t xml:space="preserve">55</w:t>
+      </w:r>
+      <w:r>
+        <w:t xml:space="preserve">, 355–367.</w:t>
+      </w:r>
+    </w:p>
+    <w:p>
+      <w:pPr>
+        <w:pStyle w:val="BodyText"/>
+      </w:pPr>
+      <w:r>
+        <w:t xml:space="preserve">Hunter,J.D. (2007) Matplotlib: a 2D graphics environment.</w:t>
       </w:r>
       <w:r>
         <w:t xml:space="preserve"> </w:t>
@@ -2803,7 +2933,7 @@
           <w:i/>
           <w:iCs/>
         </w:rPr>
-        <w:t xml:space="preserve">J. Cheminform.</w:t>
+        <w:t xml:space="preserve">Comput. Sci. Eng.</w:t>
       </w:r>
       <w:r>
         <w:t xml:space="preserve">,</w:t>
@@ -2816,10 +2946,10 @@
           <w:b/>
           <w:bCs/>
         </w:rPr>
-        <w:t xml:space="preserve">4</w:t>
-      </w:r>
-      <w:r>
-        <w:t xml:space="preserve">, 25.</w:t>
+        <w:t xml:space="preserve">9</w:t>
+      </w:r>
+      <w:r>
+        <w:t xml:space="preserve">, 90–95.</w:t>
       </w:r>
     </w:p>
     <w:p>
@@ -2827,7 +2957,7 @@
         <w:pStyle w:val="BodyText"/>
       </w:pPr>
       <w:r>
-        <w:t xml:space="preserve">Shuker,S.B.</w:t>
+        <w:t xml:space="preserve">Pellecchia,M.</w:t>
       </w:r>
       <w:r>
         <w:t xml:space="preserve"> </w:t>
@@ -2843,7 +2973,7 @@
         <w:t xml:space="preserve"> </w:t>
       </w:r>
       <w:r>
-        <w:t xml:space="preserve">(1996) Discovering high-affinity ligands for proteins: SAR by NMR.</w:t>
+        <w:t xml:space="preserve">(2008) Perspectives on NMR in drug discovery: a technique comes of age.</w:t>
       </w:r>
       <w:r>
         <w:t xml:space="preserve"> </w:t>
@@ -2853,7 +2983,7 @@
           <w:i/>
           <w:iCs/>
         </w:rPr>
-        <w:t xml:space="preserve">Science</w:t>
+        <w:t xml:space="preserve">Nat. Rev. Drug Discov.</w:t>
       </w:r>
       <w:r>
         <w:t xml:space="preserve">,</w:t>
@@ -2866,10 +2996,278 @@
           <w:b/>
           <w:bCs/>
         </w:rPr>
+        <w:t xml:space="preserve">7</w:t>
+      </w:r>
+      <w:r>
+        <w:t xml:space="preserve">, 738–745.</w:t>
+      </w:r>
+    </w:p>
+    <w:p>
+      <w:pPr>
+        <w:pStyle w:val="BodyText"/>
+      </w:pPr>
+      <w:r>
+        <w:t xml:space="preserve">Pierens,G.K.</w:t>
+      </w:r>
+      <w:r>
+        <w:t xml:space="preserve"> </w:t>
+      </w:r>
+      <w:r>
+        <w:rPr>
+          <w:i/>
+          <w:iCs/>
+        </w:rPr>
+        <w:t xml:space="preserve">et al.</w:t>
+      </w:r>
+      <w:r>
+        <w:t xml:space="preserve"> </w:t>
+      </w:r>
+      <w:r>
+        <w:t xml:space="preserve">(2012) HSQC spectral based similarity matching of compounds using nearest</w:t>
+      </w:r>
+      <w:r>
+        <w:t xml:space="preserve"> </w:t>
+      </w:r>
+      <w:r>
+        <w:t xml:space="preserve">neighbours and a fast discrete genetic algorithm.</w:t>
+      </w:r>
+      <w:r>
+        <w:t xml:space="preserve"> </w:t>
+      </w:r>
+      <w:r>
+        <w:rPr>
+          <w:i/>
+          <w:iCs/>
+        </w:rPr>
+        <w:t xml:space="preserve">J. Cheminform.</w:t>
+      </w:r>
+      <w:r>
+        <w:t xml:space="preserve">,</w:t>
+      </w:r>
+      <w:r>
+        <w:t xml:space="preserve"> </w:t>
+      </w:r>
+      <w:r>
+        <w:rPr>
+          <w:b/>
+          <w:bCs/>
+        </w:rPr>
+        <w:t xml:space="preserve">4</w:t>
+      </w:r>
+      <w:r>
+        <w:t xml:space="preserve">, 25.</w:t>
+      </w:r>
+    </w:p>
+    <w:p>
+      <w:pPr>
+        <w:pStyle w:val="BodyText"/>
+      </w:pPr>
+      <w:r>
+        <w:t xml:space="preserve">Shuker,S.B.</w:t>
+      </w:r>
+      <w:r>
+        <w:t xml:space="preserve"> </w:t>
+      </w:r>
+      <w:r>
+        <w:rPr>
+          <w:i/>
+          <w:iCs/>
+        </w:rPr>
+        <w:t xml:space="preserve">et al.</w:t>
+      </w:r>
+      <w:r>
+        <w:t xml:space="preserve"> </w:t>
+      </w:r>
+      <w:r>
+        <w:t xml:space="preserve">(1996) Discovering high-affinity ligands for proteins: SAR by NMR.</w:t>
+      </w:r>
+      <w:r>
+        <w:t xml:space="preserve"> </w:t>
+      </w:r>
+      <w:r>
+        <w:rPr>
+          <w:i/>
+          <w:iCs/>
+        </w:rPr>
+        <w:t xml:space="preserve">Science</w:t>
+      </w:r>
+      <w:r>
+        <w:t xml:space="preserve">,</w:t>
+      </w:r>
+      <w:r>
+        <w:t xml:space="preserve"> </w:t>
+      </w:r>
+      <w:r>
+        <w:rPr>
+          <w:b/>
+          <w:bCs/>
+        </w:rPr>
         <w:t xml:space="preserve">274</w:t>
       </w:r>
       <w:r>
         <w:t xml:space="preserve">, 1531–1534.</w:t>
+      </w:r>
+    </w:p>
+    <w:p>
+      <w:pPr>
+        <w:pStyle w:val="BodyText"/>
+      </w:pPr>
+      <w:r>
+        <w:t xml:space="preserve">Skinner,S.P.</w:t>
+      </w:r>
+      <w:r>
+        <w:t xml:space="preserve"> </w:t>
+      </w:r>
+      <w:r>
+        <w:rPr>
+          <w:i/>
+          <w:iCs/>
+        </w:rPr>
+        <w:t xml:space="preserve">et al.</w:t>
+      </w:r>
+      <w:r>
+        <w:t xml:space="preserve"> </w:t>
+      </w:r>
+      <w:r>
+        <w:t xml:space="preserve">(2016) CcpNmr AnalysisAssign: a flexible platform for integrated NMR</w:t>
+      </w:r>
+      <w:r>
+        <w:t xml:space="preserve"> </w:t>
+      </w:r>
+      <w:r>
+        <w:t xml:space="preserve">analysis.</w:t>
+      </w:r>
+      <w:r>
+        <w:t xml:space="preserve"> </w:t>
+      </w:r>
+      <w:r>
+        <w:rPr>
+          <w:i/>
+          <w:iCs/>
+        </w:rPr>
+        <w:t xml:space="preserve">J. Biomol. NMR</w:t>
+      </w:r>
+      <w:r>
+        <w:t xml:space="preserve">,</w:t>
+      </w:r>
+      <w:r>
+        <w:t xml:space="preserve"> </w:t>
+      </w:r>
+      <w:r>
+        <w:rPr>
+          <w:b/>
+          <w:bCs/>
+        </w:rPr>
+        <w:t xml:space="preserve">66</w:t>
+      </w:r>
+      <w:r>
+        <w:t xml:space="preserve">, 111–124.</w:t>
+      </w:r>
+    </w:p>
+    <w:p>
+      <w:pPr>
+        <w:pStyle w:val="BodyText"/>
+      </w:pPr>
+      <w:r>
+        <w:t xml:space="preserve">Ulrich,E.L.</w:t>
+      </w:r>
+      <w:r>
+        <w:t xml:space="preserve"> </w:t>
+      </w:r>
+      <w:r>
+        <w:rPr>
+          <w:i/>
+          <w:iCs/>
+        </w:rPr>
+        <w:t xml:space="preserve">et al.</w:t>
+      </w:r>
+      <w:r>
+        <w:t xml:space="preserve"> </w:t>
+      </w:r>
+      <w:r>
+        <w:t xml:space="preserve">(2008) BioMagResBank.</w:t>
+      </w:r>
+      <w:r>
+        <w:t xml:space="preserve"> </w:t>
+      </w:r>
+      <w:r>
+        <w:rPr>
+          <w:i/>
+          <w:iCs/>
+        </w:rPr>
+        <w:t xml:space="preserve">Nucleic Acids Res.</w:t>
+      </w:r>
+      <w:r>
+        <w:t xml:space="preserve">,</w:t>
+      </w:r>
+      <w:r>
+        <w:t xml:space="preserve"> </w:t>
+      </w:r>
+      <w:r>
+        <w:rPr>
+          <w:b/>
+          <w:bCs/>
+        </w:rPr>
+        <w:t xml:space="preserve">36</w:t>
+      </w:r>
+      <w:r>
+        <w:t xml:space="preserve">, D402–D408.</w:t>
+      </w:r>
+    </w:p>
+    <w:p>
+      <w:pPr>
+        <w:pStyle w:val="BodyText"/>
+      </w:pPr>
+      <w:r>
+        <w:t xml:space="preserve">Vranken,W.F.</w:t>
+      </w:r>
+      <w:r>
+        <w:t xml:space="preserve"> </w:t>
+      </w:r>
+      <w:r>
+        <w:rPr>
+          <w:i/>
+          <w:iCs/>
+        </w:rPr>
+        <w:t xml:space="preserve">et al.</w:t>
+      </w:r>
+      <w:r>
+        <w:t xml:space="preserve"> </w:t>
+      </w:r>
+      <w:r>
+        <w:t xml:space="preserve">(2005) The CCPN data model for NMR spectroscopy: development of a software</w:t>
+      </w:r>
+      <w:r>
+        <w:t xml:space="preserve"> </w:t>
+      </w:r>
+      <w:r>
+        <w:t xml:space="preserve">pipeline.</w:t>
+      </w:r>
+      <w:r>
+        <w:t xml:space="preserve"> </w:t>
+      </w:r>
+      <w:r>
+        <w:rPr>
+          <w:i/>
+          <w:iCs/>
+        </w:rPr>
+        <w:t xml:space="preserve">Proteins</w:t>
+      </w:r>
+      <w:r>
+        <w:t xml:space="preserve">,</w:t>
+      </w:r>
+      <w:r>
+        <w:t xml:space="preserve"> </w:t>
+      </w:r>
+      <w:r>
+        <w:rPr>
+          <w:b/>
+          <w:bCs/>
+        </w:rPr>
+        <w:t xml:space="preserve">59</w:t>
+      </w:r>
+      <w:r>
+        <w:t xml:space="preserve">, 687–696.</w:t>
       </w:r>
     </w:p>
     <w:p>

--- a/doc/LCC_application_note.docx
+++ b/doc/LCC_application_note.docx
@@ -7,7 +7,86 @@
         <w:pStyle w:val="Title"/>
       </w:pPr>
       <w:r>
-        <w:t xml:space="preserve">LCC: a lineshape-correlation coefficient for discriminating dense protein</w:t>
+        <w:t xml:space="preserve">LCC: a lineshape-correlation coefficient for 2D HSQC spectral similarity</w:t>
+      </w:r>
+    </w:p>
+    <w:p>
+      <w:pPr>
+        <w:pStyle w:val="Author"/>
+      </w:pPr>
+      <w:r>
+        <w:t xml:space="preserve">Donghan Lee</w:t>
+      </w:r>
+    </w:p>
+    <w:p>
+      <w:pPr>
+        <w:pStyle w:val="FirstParagraph"/>
+      </w:pPr>
+      <w:r>
+        <w:t xml:space="preserve">Korea Basic Science Institute (KBSI), Ochang, Republic of Korea. Correspondence:</w:t>
+      </w:r>
+      <w:r>
+        <w:t xml:space="preserve"> </w:t>
+      </w:r>
+      <w:r>
+        <w:t xml:space="preserve">kbsi.bionmr@gmail.com</w:t>
+      </w:r>
+    </w:p>
+    <w:p>
+      <w:pPr>
+        <w:pStyle w:val="BodyText"/>
+      </w:pPr>
+      <w:r>
+        <w:rPr>
+          <w:b/>
+          <w:bCs/>
+        </w:rPr>
+        <w:t xml:space="preserve">Subject area:</w:t>
+      </w:r>
+      <w:r>
+        <w:t xml:space="preserve"> </w:t>
+      </w:r>
+      <w:r>
+        <w:t xml:space="preserve">Structural bioinformatics / NMR spectroscopy</w:t>
+      </w:r>
+    </w:p>
+    <w:bookmarkStart w:id="9" w:name="abstract"/>
+    <w:p>
+      <w:pPr>
+        <w:pStyle w:val="Heading2"/>
+      </w:pPr>
+      <w:r>
+        <w:t xml:space="preserve">Abstract</w:t>
+      </w:r>
+    </w:p>
+    <w:p>
+      <w:pPr>
+        <w:pStyle w:val="FirstParagraph"/>
+      </w:pPr>
+      <w:r>
+        <w:rPr>
+          <w:b/>
+          <w:bCs/>
+        </w:rPr>
+        <w:t xml:space="preserve">Motivation:</w:t>
+      </w:r>
+      <w:r>
+        <w:t xml:space="preserve"> </w:t>
+      </w:r>
+      <w:r>
+        <w:t xml:space="preserve">Quantitative comparison of two-dimensional HSQC spectra underlies ligand</w:t>
+      </w:r>
+      <w:r>
+        <w:t xml:space="preserve"> </w:t>
+      </w:r>
+      <w:r>
+        <w:t xml:space="preserve">screening and molecular fingerprinting, yet the established similarity measures each fail in</w:t>
+      </w:r>
+      <w:r>
+        <w:t xml:space="preserve"> </w:t>
+      </w:r>
+      <w:r>
+        <w:t xml:space="preserve">one of two opposite ways. On a dense protein</w:t>
       </w:r>
       <w:r>
         <w:t xml:space="preserve"> </w:t>
@@ -44,29 +123,31 @@
         </m:sSup>
       </m:oMath>
       <w:r>
-        <w:t xml:space="preserve">N HSQC fingerprints</w:t>
-      </w:r>
-    </w:p>
-    <w:p>
-      <w:pPr>
-        <w:pStyle w:val="Author"/>
-      </w:pPr>
-      <w:r>
-        <w:t xml:space="preserve">Donghan Lee</w:t>
-      </w:r>
-    </w:p>
-    <w:p>
-      <w:pPr>
-        <w:pStyle w:val="FirstParagraph"/>
-      </w:pPr>
-      <w:r>
-        <w:t xml:space="preserve">Korea Basic Science Institute (KBSI), Ochang, Republic of Korea. Correspondence:</w:t>
-      </w:r>
-      <w:r>
-        <w:t xml:space="preserve"> </w:t>
-      </w:r>
-      <w:r>
-        <w:t xml:space="preserve">kbsi.bionmr@gmail.com</w:t>
+        <w:t xml:space="preserve">N amide fingerprint, bin-histogram</w:t>
+      </w:r>
+      <w:r>
+        <w:t xml:space="preserve"> </w:t>
+      </w:r>
+      <w:r>
+        <w:t xml:space="preserve">methods lose margin under the small peak drifts a titration induces, while tree and</w:t>
+      </w:r>
+      <w:r>
+        <w:t xml:space="preserve"> </w:t>
+      </w:r>
+      <w:r>
+        <w:t xml:space="preserve">nearest-neighbour methods saturate because in a crowded fingerprint every peak finds a</w:t>
+      </w:r>
+      <w:r>
+        <w:t xml:space="preserve"> </w:t>
+      </w:r>
+      <w:r>
+        <w:t xml:space="preserve">coincidental near neighbour. A measure is needed that tolerates small physical drifts yet</w:t>
+      </w:r>
+      <w:r>
+        <w:t xml:space="preserve"> </w:t>
+      </w:r>
+      <w:r>
+        <w:t xml:space="preserve">still penalizes genuinely relocated intensity.</w:t>
       </w:r>
     </w:p>
     <w:p>
@@ -78,40 +159,37 @@
           <w:b/>
           <w:bCs/>
         </w:rPr>
-        <w:t xml:space="preserve">Subject area:</w:t>
-      </w:r>
-      <w:r>
-        <w:t xml:space="preserve"> </w:t>
-      </w:r>
-      <w:r>
-        <w:t xml:space="preserve">Structural bioinformatics / NMR spectroscopy</w:t>
-      </w:r>
-    </w:p>
-    <w:bookmarkStart w:id="9" w:name="abstract"/>
-    <w:p>
-      <w:pPr>
-        <w:pStyle w:val="Heading2"/>
-      </w:pPr>
-      <w:r>
-        <w:t xml:space="preserve">Abstract</w:t>
-      </w:r>
-    </w:p>
-    <w:p>
-      <w:pPr>
-        <w:pStyle w:val="FirstParagraph"/>
-      </w:pPr>
-      <w:r>
-        <w:rPr>
-          <w:b/>
-          <w:bCs/>
-        </w:rPr>
-        <w:t xml:space="preserve">Motivation:</w:t>
-      </w:r>
-      <w:r>
-        <w:t xml:space="preserve"> </w:t>
-      </w:r>
-      <w:r>
-        <w:t xml:space="preserve">Quantitative comparison of two-dimensional</w:t>
+        <w:t xml:space="preserve">Results:</w:t>
+      </w:r>
+      <w:r>
+        <w:t xml:space="preserve"> </w:t>
+      </w:r>
+      <w:r>
+        <w:t xml:space="preserve">We introduce the Lineshape Correlation Coefficient (LCC), which renders each</w:t>
+      </w:r>
+      <w:r>
+        <w:t xml:space="preserve"> </w:t>
+      </w:r>
+      <w:r>
+        <w:t xml:space="preserve">spectrum onto a shared grid, blurs it by the physical linewidth plus the expected shift drift,</w:t>
+      </w:r>
+      <w:r>
+        <w:t xml:space="preserve"> </w:t>
+      </w:r>
+      <w:r>
+        <w:t xml:space="preserve">and scores the two images by their mean-centred normalized cross-correlation at zero lag. The</w:t>
+      </w:r>
+      <w:r>
+        <w:t xml:space="preserve"> </w:t>
+      </w:r>
+      <w:r>
+        <w:t xml:space="preserve">Gaussian render gives graded shift tolerance while mean-centring penalizes intensity that is</w:t>
+      </w:r>
+      <w:r>
+        <w:t xml:space="preserve"> </w:t>
+      </w:r>
+      <w:r>
+        <w:t xml:space="preserve">not co-located. On two independent benchmarks — a dense protein</w:t>
       </w:r>
       <w:r>
         <w:t xml:space="preserve"> </w:t>
@@ -148,19 +226,13 @@
         </m:sSup>
       </m:oMath>
       <w:r>
-        <w:t xml:space="preserve">N HSQC spectra</w:t>
-      </w:r>
-      <w:r>
-        <w:t xml:space="preserve"> </w:t>
-      </w:r>
-      <w:r>
-        <w:t xml:space="preserve">underlies ligand screening and protein fingerprinting, yet the established similarity</w:t>
-      </w:r>
-      <w:r>
-        <w:t xml:space="preserve"> </w:t>
-      </w:r>
-      <w:r>
-        <w:t xml:space="preserve">measures were designed for sparse small-molecule</w:t>
+        <w:t xml:space="preserve">N titration</w:t>
+      </w:r>
+      <w:r>
+        <w:t xml:space="preserve"> </w:t>
+      </w:r>
+      <w:r>
+        <w:t xml:space="preserve">(same protein vs a different protein) and a sparse small-molecule</w:t>
       </w:r>
       <w:r>
         <w:t xml:space="preserve"> </w:t>
@@ -197,37 +269,60 @@
         </m:sSup>
       </m:oMath>
       <w:r>
-        <w:t xml:space="preserve">C spectra. On the dense</w:t>
-      </w:r>
-      <w:r>
-        <w:t xml:space="preserve"> </w:t>
-      </w:r>
-      <w:r>
-        <w:t xml:space="preserve">amide fingerprint of a protein they fail in two opposite ways: bin-histogram methods</w:t>
-      </w:r>
-      <w:r>
-        <w:t xml:space="preserve"> </w:t>
-      </w:r>
-      <w:r>
-        <w:t xml:space="preserve">lose margin under the small peak drifts that a titration induces, while tree and</w:t>
-      </w:r>
-      <w:r>
-        <w:t xml:space="preserve"> </w:t>
-      </w:r>
-      <w:r>
-        <w:t xml:space="preserve">nearest-neighbour methods saturate high (different-protein score 0.87–0.96) because in</w:t>
-      </w:r>
-      <w:r>
-        <w:t xml:space="preserve"> </w:t>
-      </w:r>
-      <w:r>
-        <w:t xml:space="preserve">a crowded fingerprint every peak finds a coincidental near neighbour, leaving almost no</w:t>
-      </w:r>
-      <w:r>
-        <w:t xml:space="preserve"> </w:t>
-      </w:r>
-      <w:r>
-        <w:t xml:space="preserve">contrast between the same protein and a different one.</w:t>
+        <w:t xml:space="preserve">C set (six</w:t>
+      </w:r>
+      <w:r>
+        <w:t xml:space="preserve"> </w:t>
+      </w:r>
+      <w:r>
+        <w:t xml:space="preserve">compounds each recorded twice, 6 same-compound vs 60 different-compound pairs) — LCC gives the</w:t>
+      </w:r>
+      <w:r>
+        <w:t xml:space="preserve"> </w:t>
+      </w:r>
+      <w:r>
+        <w:t xml:space="preserve">widest same/different separation of all methods tested (0.75 and 0.81); the tree and</w:t>
+      </w:r>
+      <w:r>
+        <w:t xml:space="preserve"> </w:t>
+      </w:r>
+      <w:r>
+        <w:t xml:space="preserve">nearest-neighbour methods leave the two classes overlapping (margin</w:t>
+      </w:r>
+      <w:r>
+        <w:t xml:space="preserve"> </w:t>
+      </w:r>
+      <m:oMath>
+        <m:r>
+          <m:rPr>
+            <m:sty m:val="p"/>
+          </m:rPr>
+          <m:t>≤</m:t>
+        </m:r>
+        <m:r>
+          <m:t>0.04</m:t>
+        </m:r>
+      </m:oMath>
+      <w:r>
+        <w:t xml:space="preserve">) in both regimes, and</w:t>
+      </w:r>
+      <w:r>
+        <w:t xml:space="preserve"> </w:t>
+      </w:r>
+      <w:r>
+        <w:t xml:space="preserve">the bin method trails (separation 0.29 and 0.69). Removing the mean-centring drops the protein</w:t>
+      </w:r>
+      <w:r>
+        <w:t xml:space="preserve"> </w:t>
+      </w:r>
+      <w:r>
+        <w:t xml:space="preserve">separation from 0.75 to 0.59,</w:t>
+      </w:r>
+      <w:r>
+        <w:t xml:space="preserve"> </w:t>
+      </w:r>
+      <w:r>
+        <w:t xml:space="preserve">confirming it as the discriminating step.</w:t>
       </w:r>
     </w:p>
     <w:p>
@@ -239,49 +334,67 @@
           <w:b/>
           <w:bCs/>
         </w:rPr>
-        <w:t xml:space="preserve">Results:</w:t>
-      </w:r>
-      <w:r>
-        <w:t xml:space="preserve"> </w:t>
-      </w:r>
-      <w:r>
-        <w:t xml:space="preserve">We introduce the Lineshape Correlation Coefficient (LCC), which renders</w:t>
-      </w:r>
-      <w:r>
-        <w:t xml:space="preserve"> </w:t>
-      </w:r>
-      <w:r>
-        <w:t xml:space="preserve">each spectrum onto a shared grid, blurs it by the physical linewidth plus the expected</w:t>
-      </w:r>
-      <w:r>
-        <w:t xml:space="preserve"> </w:t>
-      </w:r>
-      <w:r>
-        <w:t xml:space="preserve">shift drift, and scores the two images by their mean-centred normalized cross-correlation</w:t>
-      </w:r>
-      <w:r>
-        <w:t xml:space="preserve"> </w:t>
-      </w:r>
-      <w:r>
-        <w:t xml:space="preserve">at zero lag. The Gaussian render supplies graded shift tolerance while mean-centring</w:t>
-      </w:r>
-      <w:r>
-        <w:t xml:space="preserve"> </w:t>
-      </w:r>
-      <w:r>
-        <w:t xml:space="preserve">penalizes intensity that is not co-located, so a titrated ligand series stays high while a</w:t>
-      </w:r>
-      <w:r>
-        <w:t xml:space="preserve"> </w:t>
-      </w:r>
-      <w:r>
-        <w:t xml:space="preserve">different protein decorrelates; removing the mean-centring drops the separation from 0.75</w:t>
-      </w:r>
-      <w:r>
-        <w:t xml:space="preserve"> </w:t>
-      </w:r>
-      <w:r>
-        <w:t xml:space="preserve">to 0.59, confirming it as the discriminating step. On a</w:t>
+        <w:t xml:space="preserve">Availability and implementation:</w:t>
+      </w:r>
+      <w:r>
+        <w:t xml:space="preserve"> </w:t>
+      </w:r>
+      <w:r>
+        <w:t xml:space="preserve">Freely available under the MIT license at</w:t>
+      </w:r>
+      <w:r>
+        <w:t xml:space="preserve"> </w:t>
+      </w:r>
+      <w:r>
+        <w:t xml:space="preserve">https://github.com/deepnmr/spectra_similarity_tool; implemented in Python 3 (NumPy; Matplotlib</w:t>
+      </w:r>
+      <w:r>
+        <w:t xml:space="preserve"> </w:t>
+      </w:r>
+      <w:r>
+        <w:t xml:space="preserve">optional for figures); platform independent. The repository includes the three reference</w:t>
+      </w:r>
+      <w:r>
+        <w:t xml:space="preserve"> </w:t>
+      </w:r>
+      <w:r>
+        <w:t xml:space="preserve">methods, both benchmark harnesses and a test suite.</w:t>
+      </w:r>
+    </w:p>
+    <w:p>
+      <w:pPr>
+        <w:pStyle w:val="BodyText"/>
+      </w:pPr>
+      <w:r>
+        <w:rPr>
+          <w:b/>
+          <w:bCs/>
+        </w:rPr>
+        <w:t xml:space="preserve">Contact:</w:t>
+      </w:r>
+      <w:r>
+        <w:t xml:space="preserve"> </w:t>
+      </w:r>
+      <w:r>
+        <w:t xml:space="preserve">kbsi.bionmr@gmail.com</w:t>
+      </w:r>
+    </w:p>
+    <w:bookmarkEnd w:id="9"/>
+    <w:bookmarkStart w:id="10" w:name="introduction"/>
+    <w:p>
+      <w:pPr>
+        <w:pStyle w:val="Heading2"/>
+      </w:pPr>
+      <w:r>
+        <w:t xml:space="preserve">1 Introduction</w:t>
+      </w:r>
+    </w:p>
+    <w:p>
+      <w:pPr>
+        <w:pStyle w:val="FirstParagraph"/>
+      </w:pPr>
+      <w:r>
+        <w:t xml:space="preserve">A recurring task in NMR is to score how similar two 2D HSQC spectra are: tracking a</w:t>
       </w:r>
       <w:r>
         <w:t xml:space="preserve"> </w:t>
@@ -318,109 +431,45 @@
         </m:sSup>
       </m:oMath>
       <w:r>
-        <w:t xml:space="preserve">N HSQC benchmark of</w:t>
-      </w:r>
-      <w:r>
-        <w:t xml:space="preserve"> </w:t>
-      </w:r>
-      <w:r>
-        <w:t xml:space="preserve">six same-protein titration points and one different-protein spectrum, LCC widens the</w:t>
-      </w:r>
-      <w:r>
-        <w:t xml:space="preserve"> </w:t>
-      </w:r>
-      <w:r>
-        <w:t xml:space="preserve">worst-case margin between the two classes to 0.71 (versus 0.24 for the best prior method);</w:t>
-      </w:r>
-      <w:r>
-        <w:t xml:space="preserve"> </w:t>
-      </w:r>
-      <w:r>
-        <w:t xml:space="preserve">the between-protein contrast rests on a single negative spectrum and should be read as</w:t>
-      </w:r>
-      <w:r>
-        <w:t xml:space="preserve"> </w:t>
-      </w:r>
-      <w:r>
-        <w:t xml:space="preserve">indicative pending a larger negative set.</w:t>
-      </w:r>
-    </w:p>
-    <w:p>
-      <w:pPr>
-        <w:pStyle w:val="BodyText"/>
-      </w:pPr>
-      <w:r>
-        <w:rPr>
-          <w:b/>
-          <w:bCs/>
-        </w:rPr>
-        <w:t xml:space="preserve">Availability and implementation:</w:t>
-      </w:r>
-      <w:r>
-        <w:t xml:space="preserve"> </w:t>
-      </w:r>
-      <w:r>
-        <w:t xml:space="preserve">Freely available under the MIT license at</w:t>
-      </w:r>
-      <w:r>
-        <w:t xml:space="preserve"> </w:t>
-      </w:r>
-      <w:r>
-        <w:t xml:space="preserve">https://github.com/deepnmr/spectra_similarity_tool; implemented in Python 3 (NumPy;</w:t>
-      </w:r>
-      <w:r>
-        <w:t xml:space="preserve"> </w:t>
-      </w:r>
-      <w:r>
-        <w:t xml:space="preserve">Matplotlib optional for figures); platform independent. The repository includes the three</w:t>
-      </w:r>
-      <w:r>
-        <w:t xml:space="preserve"> </w:t>
-      </w:r>
-      <w:r>
-        <w:t xml:space="preserve">reference methods, a benchmark harness and a test suite.</w:t>
-      </w:r>
-    </w:p>
-    <w:p>
-      <w:pPr>
-        <w:pStyle w:val="BodyText"/>
-      </w:pPr>
-      <w:r>
-        <w:rPr>
-          <w:b/>
-          <w:bCs/>
-        </w:rPr>
-        <w:t xml:space="preserve">Contact:</w:t>
-      </w:r>
-      <w:r>
-        <w:t xml:space="preserve"> </w:t>
-      </w:r>
-      <w:r>
-        <w:t xml:space="preserve">kbsi.bionmr@gmail.com</w:t>
-      </w:r>
-    </w:p>
-    <w:bookmarkEnd w:id="9"/>
-    <w:bookmarkStart w:id="10" w:name="introduction"/>
-    <w:p>
-      <w:pPr>
-        <w:pStyle w:val="Heading2"/>
-      </w:pPr>
-      <w:r>
-        <w:t xml:space="preserve">1 Introduction</w:t>
-      </w:r>
-    </w:p>
-    <w:p>
-      <w:pPr>
-        <w:pStyle w:val="FirstParagraph"/>
-      </w:pPr>
-      <w:r>
-        <w:t xml:space="preserve">A recurring task in biomolecular NMR is to score how similar two 2D HSQC spectra are:</w:t>
-      </w:r>
-      <w:r>
-        <w:t xml:space="preserve"> </w:t>
-      </w:r>
-      <w:r>
-        <w:t xml:space="preserve">tracking a</w:t>
+        <w:t xml:space="preserve">N amide fingerprint across a ligand titration, mapping a chemical shift</w:t>
+      </w:r>
+      <w:r>
+        <w:t xml:space="preserve"> </w:t>
+      </w:r>
+      <w:r>
+        <w:t xml:space="preserve">perturbation on binding (Shuker</w:t>
+      </w:r>
+      <w:r>
+        <w:t xml:space="preserve"> </w:t>
+      </w:r>
+      <w:r>
+        <w:rPr>
+          <w:i/>
+          <w:iCs/>
+        </w:rPr>
+        <w:t xml:space="preserve">et al.</w:t>
+      </w:r>
+      <w:r>
+        <w:t xml:space="preserve">, 1996; Pellecchia</w:t>
+      </w:r>
+      <w:r>
+        <w:t xml:space="preserve"> </w:t>
+      </w:r>
+      <w:r>
+        <w:rPr>
+          <w:i/>
+          <w:iCs/>
+        </w:rPr>
+        <w:t xml:space="preserve">et al.</w:t>
+      </w:r>
+      <w:r>
+        <w:t xml:space="preserve">, 2008; Williamson, 2013),</w:t>
+      </w:r>
+      <w:r>
+        <w:t xml:space="preserve"> </w:t>
+      </w:r>
+      <w:r>
+        <w:t xml:space="preserve">or matching a small-molecule</w:t>
       </w:r>
       <w:r>
         <w:t xml:space="preserve"> </w:t>
@@ -451,19 +500,13 @@
           </m:e>
           <m:sup>
             <m:r>
-              <m:t>15</m:t>
+              <m:t>13</m:t>
             </m:r>
           </m:sup>
         </m:sSup>
       </m:oMath>
       <w:r>
-        <w:t xml:space="preserve">N amide fingerprint across a ligand titration, mapping a chemical</w:t>
-      </w:r>
-      <w:r>
-        <w:t xml:space="preserve"> </w:t>
-      </w:r>
-      <w:r>
-        <w:t xml:space="preserve">shift perturbation on binding (Shuker</w:t>
+        <w:t xml:space="preserve">C spectrum against a library (Ulrich</w:t>
       </w:r>
       <w:r>
         <w:t xml:space="preserve"> </w:t>
@@ -476,7 +519,13 @@
         <w:t xml:space="preserve">et al.</w:t>
       </w:r>
       <w:r>
-        <w:t xml:space="preserve">, 1996; Pellecchia</w:t>
+        <w:t xml:space="preserve">, 2008).</w:t>
+      </w:r>
+      <w:r>
+        <w:t xml:space="preserve"> </w:t>
+      </w:r>
+      <w:r>
+        <w:t xml:space="preserve">Three families of measure are in use. The bin method of Bodis</w:t>
       </w:r>
       <w:r>
         <w:t xml:space="preserve"> </w:t>
@@ -489,48 +538,16 @@
         <w:t xml:space="preserve">et al.</w:t>
       </w:r>
       <w:r>
-        <w:t xml:space="preserve">, 2008;</w:t>
-      </w:r>
-      <w:r>
-        <w:t xml:space="preserve"> </w:t>
-      </w:r>
-      <w:r>
-        <w:t xml:space="preserve">Williamson, 2013), or matching a spectrum against a spectral library (Ulrich</w:t>
-      </w:r>
-      <w:r>
-        <w:t xml:space="preserve"> </w:t>
-      </w:r>
-      <w:r>
-        <w:rPr>
-          <w:i/>
-          <w:iCs/>
-        </w:rPr>
-        <w:t xml:space="preserve">et al.</w:t>
-      </w:r>
-      <w:r>
-        <w:t xml:space="preserve">,</w:t>
-      </w:r>
-      <w:r>
-        <w:t xml:space="preserve"> </w:t>
-      </w:r>
-      <w:r>
-        <w:t xml:space="preserve">2008). Three families of measure are in use. The bin method of Bodis</w:t>
-      </w:r>
-      <w:r>
-        <w:t xml:space="preserve"> </w:t>
-      </w:r>
-      <w:r>
-        <w:rPr>
-          <w:i/>
-          <w:iCs/>
-        </w:rPr>
-        <w:t xml:space="preserve">et al.</w:t>
-      </w:r>
-      <w:r>
-        <w:t xml:space="preserve"> </w:t>
-      </w:r>
-      <w:r>
-        <w:t xml:space="preserve">integrates each spectrum over an</w:t>
+        <w:t xml:space="preserve"> </w:t>
+      </w:r>
+      <w:r>
+        <w:t xml:space="preserve">integrates each spectrum</w:t>
+      </w:r>
+      <w:r>
+        <w:t xml:space="preserve"> </w:t>
+      </w:r>
+      <w:r>
+        <w:t xml:space="preserve">over an</w:t>
       </w:r>
       <w:r>
         <w:t xml:space="preserve"> </w:t>
@@ -553,13 +570,13 @@
         <w:t xml:space="preserve"> </w:t>
       </w:r>
       <w:r>
-        <w:t xml:space="preserve">grid at a range of resolutions and</w:t>
-      </w:r>
-      <w:r>
-        <w:t xml:space="preserve"> </w:t>
-      </w:r>
-      <w:r>
-        <w:t xml:space="preserve">reports a weighted Jaccard (Ružička) index (Bodis</w:t>
+        <w:t xml:space="preserve">grid at a range of resolutions and reports a weighted Jaccard (Ružička)</w:t>
+      </w:r>
+      <w:r>
+        <w:t xml:space="preserve"> </w:t>
+      </w:r>
+      <w:r>
+        <w:t xml:space="preserve">index (Bodis</w:t>
       </w:r>
       <w:r>
         <w:t xml:space="preserve"> </w:t>
@@ -572,13 +589,7 @@
         <w:t xml:space="preserve">et al.</w:t>
       </w:r>
       <w:r>
-        <w:t xml:space="preserve">, 2007, 2009). The tree method of</w:t>
-      </w:r>
-      <w:r>
-        <w:t xml:space="preserve"> </w:t>
-      </w:r>
-      <w:r>
-        <w:t xml:space="preserve">Castillo</w:t>
+        <w:t xml:space="preserve">, 2007, 2009). The tree method of Castillo</w:t>
       </w:r>
       <w:r>
         <w:t xml:space="preserve"> </w:t>
@@ -594,13 +605,19 @@
         <w:t xml:space="preserve"> </w:t>
       </w:r>
       <w:r>
-        <w:t xml:space="preserve">encodes a spectrum as a recursive centre-of-mass quad-tree and compares</w:t>
-      </w:r>
-      <w:r>
-        <w:t xml:space="preserve"> </w:t>
-      </w:r>
-      <w:r>
-        <w:t xml:space="preserve">the trees node-by-node with a shift-tolerant node score (Castillo</w:t>
+        <w:t xml:space="preserve">encodes a spectrum as a</w:t>
+      </w:r>
+      <w:r>
+        <w:t xml:space="preserve"> </w:t>
+      </w:r>
+      <w:r>
+        <w:t xml:space="preserve">recursive centre-of-mass quad-tree and compares the trees node-by-node with a shift-tolerant</w:t>
+      </w:r>
+      <w:r>
+        <w:t xml:space="preserve"> </w:t>
+      </w:r>
+      <w:r>
+        <w:t xml:space="preserve">node score (Castillo</w:t>
       </w:r>
       <w:r>
         <w:t xml:space="preserve"> </w:t>
@@ -613,13 +630,7 @@
         <w:t xml:space="preserve">et al.</w:t>
       </w:r>
       <w:r>
-        <w:t xml:space="preserve">, 2013). The peak</w:t>
-      </w:r>
-      <w:r>
-        <w:t xml:space="preserve"> </w:t>
-      </w:r>
-      <w:r>
-        <w:t xml:space="preserve">method of Pierens</w:t>
+        <w:t xml:space="preserve">, 2013). The peak method of Pierens</w:t>
       </w:r>
       <w:r>
         <w:t xml:space="preserve"> </w:t>
@@ -635,13 +646,13 @@
         <w:t xml:space="preserve"> </w:t>
       </w:r>
       <w:r>
-        <w:t xml:space="preserve">picks peaks and matches each to its nearest neighbour in the</w:t>
-      </w:r>
-      <w:r>
-        <w:t xml:space="preserve"> </w:t>
-      </w:r>
-      <w:r>
-        <w:t xml:space="preserve">other spectrum (Pierens</w:t>
+        <w:t xml:space="preserve">picks peaks and</w:t>
+      </w:r>
+      <w:r>
+        <w:t xml:space="preserve"> </w:t>
+      </w:r>
+      <w:r>
+        <w:t xml:space="preserve">matches each to its nearest neighbour in the other spectrum (Pierens</w:t>
       </w:r>
       <w:r>
         <w:t xml:space="preserve"> </w:t>
@@ -662,328 +673,222 @@
         <w:pStyle w:val="BodyText"/>
       </w:pPr>
       <w:r>
-        <w:t xml:space="preserve">All three were developed for</w:t>
-      </w:r>
-      <w:r>
-        <w:t xml:space="preserve"> </w:t>
+        <w:t xml:space="preserve">These fail in two opposite ways. Bin histograms are shift-</w:t>
       </w:r>
       <w:r>
         <w:rPr>
           <w:b/>
           <w:bCs/>
         </w:rPr>
-        <w:t xml:space="preserve">sparse</w:t>
-      </w:r>
-      <w:r>
-        <w:t xml:space="preserve"> </w:t>
-      </w:r>
-      <w:r>
-        <w:t xml:space="preserve">small-molecule</w:t>
-      </w:r>
-      <w:r>
-        <w:t xml:space="preserve"> </w:t>
-      </w:r>
-      <m:oMath>
-        <m:sSup>
-          <m:e>
-            <m:r>
-              <m:t>​</m:t>
-            </m:r>
-          </m:e>
-          <m:sup>
-            <m:r>
-              <m:t>1</m:t>
-            </m:r>
-          </m:sup>
-        </m:sSup>
-      </m:oMath>
-      <w:r>
-        <w:t xml:space="preserve">H-</w:t>
-      </w:r>
-      <m:oMath>
-        <m:sSup>
-          <m:e>
-            <m:r>
-              <m:t>​</m:t>
-            </m:r>
-          </m:e>
-          <m:sup>
-            <m:r>
-              <m:t>13</m:t>
-            </m:r>
-          </m:sup>
-        </m:sSup>
-      </m:oMath>
-      <w:r>
-        <w:t xml:space="preserve">C HSQC spectra. The</w:t>
-      </w:r>
-      <w:r>
-        <w:t xml:space="preserve"> </w:t>
-      </w:r>
-      <w:r>
-        <w:t xml:space="preserve">amide fingerprint of a folded protein is the opposite regime: on the order of a hundred</w:t>
-      </w:r>
-      <w:r>
-        <w:t xml:space="preserve"> </w:t>
-      </w:r>
-      <w:r>
-        <w:t xml:space="preserve">crosspeaks (roughly one per residue) crowded into a single</w:t>
-      </w:r>
-      <w:r>
-        <w:t xml:space="preserve"> </w:t>
-      </w:r>
-      <m:oMath>
-        <m:sSup>
-          <m:e>
-            <m:r>
-              <m:t>​</m:t>
-            </m:r>
-          </m:e>
-          <m:sup>
-            <m:r>
-              <m:t>1</m:t>
-            </m:r>
-          </m:sup>
-        </m:sSup>
-      </m:oMath>
-      <w:r>
-        <w:t xml:space="preserve">H-</w:t>
-      </w:r>
-      <m:oMath>
-        <m:sSup>
-          <m:e>
-            <m:r>
-              <m:t>​</m:t>
-            </m:r>
-          </m:e>
-          <m:sup>
-            <m:r>
-              <m:t>15</m:t>
-            </m:r>
-          </m:sup>
-        </m:sSup>
-      </m:oMath>
-      <w:r>
-        <w:t xml:space="preserve">N region. Here the</w:t>
-      </w:r>
-      <w:r>
-        <w:t xml:space="preserve"> </w:t>
-      </w:r>
-      <w:r>
-        <w:t xml:space="preserve">measures fail in two opposite ways. Bin histograms are shift-</w:t>
+        <w:t xml:space="preserve">brittle</w:t>
+      </w:r>
+      <w:r>
+        <w:t xml:space="preserve">: a peak straddling a bin</w:t>
+      </w:r>
+      <w:r>
+        <w:t xml:space="preserve"> </w:t>
+      </w:r>
+      <w:r>
+        <w:t xml:space="preserve">edge splits its intensity across neighbouring bins, so a small drift erodes the score. The tree</w:t>
+      </w:r>
+      <w:r>
+        <w:t xml:space="preserve"> </w:t>
+      </w:r>
+      <w:r>
+        <w:t xml:space="preserve">and nearest-neighbour measures are shift-</w:t>
       </w:r>
       <w:r>
         <w:rPr>
           <w:b/>
           <w:bCs/>
         </w:rPr>
-        <w:t xml:space="preserve">brittle</w:t>
-      </w:r>
-      <w:r>
-        <w:t xml:space="preserve">: a peak straddling</w:t>
-      </w:r>
-      <w:r>
-        <w:t xml:space="preserve"> </w:t>
-      </w:r>
-      <w:r>
-        <w:t xml:space="preserve">a bin edge splits its intensity across neighbouring bins, so the small drifts a titration</w:t>
-      </w:r>
-      <w:r>
-        <w:t xml:space="preserve"> </w:t>
-      </w:r>
-      <w:r>
-        <w:t xml:space="preserve">induces move mass between bins and erode the score. The tree and nearest-neighbour measures</w:t>
-      </w:r>
-      <w:r>
-        <w:t xml:space="preserve"> </w:t>
-      </w:r>
-      <w:r>
-        <w:t xml:space="preserve">are shift-</w:t>
-      </w:r>
+        <w:t xml:space="preserve">blind</w:t>
+      </w:r>
+      <w:r>
+        <w:t xml:space="preserve">: when many peaks share a region every peak</w:t>
+      </w:r>
+      <w:r>
+        <w:t xml:space="preserve"> </w:t>
+      </w:r>
+      <w:r>
+        <w:t xml:space="preserve">has some near neighbour and every spectrum a similar mass-centre structure, so both saturate and</w:t>
+      </w:r>
+      <w:r>
+        <w:t xml:space="preserve"> </w:t>
+      </w:r>
+      <w:r>
+        <w:t xml:space="preserve">retain little contrast. A measure for real HSQC comparison must tolerate small physical drifts</w:t>
+      </w:r>
+      <w:r>
+        <w:t xml:space="preserve"> </w:t>
+      </w:r>
+      <w:r>
+        <w:t xml:space="preserve">yet still penalize genuinely relocated intensity.</w:t>
+      </w:r>
+    </w:p>
+    <w:bookmarkEnd w:id="10"/>
+    <w:bookmarkStart w:id="11" w:name="implementation"/>
+    <w:p>
+      <w:pPr>
+        <w:pStyle w:val="Heading2"/>
+      </w:pPr>
+      <w:r>
+        <w:t xml:space="preserve">2 Implementation</w:t>
+      </w:r>
+    </w:p>
+    <w:p>
+      <w:pPr>
+        <w:pStyle w:val="FirstParagraph"/>
+      </w:pPr>
+      <w:r>
+        <w:t xml:space="preserve">LCC keeps the physically meaningful ingredients of the three methods — area-weighted integration</w:t>
+      </w:r>
+      <w:r>
+        <w:t xml:space="preserve"> </w:t>
+      </w:r>
+      <w:r>
+        <w:t xml:space="preserve">and unit normalization (Bodis), a physical shift tolerance (Castillo), a lineshape picture of the</w:t>
+      </w:r>
+      <w:r>
+        <w:t xml:space="preserve"> </w:t>
+      </w:r>
+      <w:r>
+        <w:t xml:space="preserve">spectrum (Pierens) — and adds a mean-centred correlation as the discriminating step. Given two</w:t>
+      </w:r>
+      <w:r>
+        <w:t xml:space="preserve"> </w:t>
+      </w:r>
+      <w:r>
+        <w:t xml:space="preserve">spectra (processed Bruker data from any standard pipeline — Delaglio</w:t>
+      </w:r>
+      <w:r>
+        <w:t xml:space="preserve"> </w:t>
+      </w:r>
+      <w:r>
+        <w:rPr>
+          <w:i/>
+          <w:iCs/>
+        </w:rPr>
+        <w:t xml:space="preserve">et al.</w:t>
+      </w:r>
+      <w:r>
+        <w:t xml:space="preserve">, 1995; Vranken</w:t>
+      </w:r>
+      <w:r>
+        <w:t xml:space="preserve"> </w:t>
+      </w:r>
+      <w:r>
+        <w:rPr>
+          <w:i/>
+          <w:iCs/>
+        </w:rPr>
+        <w:t xml:space="preserve">et</w:t>
+      </w:r>
+      <w:r>
+        <w:rPr>
+          <w:i/>
+          <w:iCs/>
+        </w:rPr>
+        <w:t xml:space="preserve"> </w:t>
+      </w:r>
+      <w:r>
+        <w:rPr>
+          <w:i/>
+          <w:iCs/>
+        </w:rPr>
+        <w:t xml:space="preserve">al.</w:t>
+      </w:r>
+      <w:r>
+        <w:t xml:space="preserve">, 2005; Skinner</w:t>
+      </w:r>
+      <w:r>
+        <w:t xml:space="preserve"> </w:t>
+      </w:r>
+      <w:r>
+        <w:rPr>
+          <w:i/>
+          <w:iCs/>
+        </w:rPr>
+        <w:t xml:space="preserve">et al.</w:t>
+      </w:r>
+      <w:r>
+        <w:t xml:space="preserve">, 2016 — or peak lists) compared inside a common window, it proceeds</w:t>
+      </w:r>
+      <w:r>
+        <w:t xml:space="preserve"> </w:t>
+      </w:r>
+      <w:r>
+        <w:t xml:space="preserve">in three steps.</w:t>
+      </w:r>
+    </w:p>
+    <w:p>
+      <w:pPr>
+        <w:pStyle w:val="BodyText"/>
+      </w:pPr>
       <w:r>
         <w:rPr>
           <w:b/>
           <w:bCs/>
         </w:rPr>
-        <w:t xml:space="preserve">blind</w:t>
-      </w:r>
-      <w:r>
-        <w:t xml:space="preserve">: in a crowded fingerprint every peak has some near neighbour and every</w:t>
-      </w:r>
-      <w:r>
-        <w:t xml:space="preserve"> </w:t>
-      </w:r>
-      <w:r>
-        <w:t xml:space="preserve">spectrum has a similar mass-centre structure, so both saturate high and retain almost no</w:t>
-      </w:r>
-      <w:r>
-        <w:t xml:space="preserve"> </w:t>
-      </w:r>
-      <w:r>
-        <w:t xml:space="preserve">contrast (separation 0.03–0.04 below). A measure for this regime must tolerate small physical</w:t>
-      </w:r>
-      <w:r>
-        <w:t xml:space="preserve"> </w:t>
-      </w:r>
-      <w:r>
-        <w:t xml:space="preserve">drifts yet still penalize genuinely relocated intensity.</w:t>
-      </w:r>
-    </w:p>
-    <w:bookmarkEnd w:id="10"/>
-    <w:bookmarkStart w:id="11" w:name="implementation"/>
-    <w:p>
-      <w:pPr>
-        <w:pStyle w:val="Heading2"/>
-      </w:pPr>
-      <w:r>
-        <w:t xml:space="preserve">2 Implementation</w:t>
-      </w:r>
-    </w:p>
-    <w:p>
-      <w:pPr>
-        <w:pStyle w:val="FirstParagraph"/>
-      </w:pPr>
-      <w:r>
-        <w:t xml:space="preserve">LCC keeps the physically meaningful ingredients of the three methods — area-weighted</w:t>
-      </w:r>
-      <w:r>
-        <w:t xml:space="preserve"> </w:t>
-      </w:r>
-      <w:r>
-        <w:t xml:space="preserve">integration and unit normalization (Bodis), a physical shift tolerance (Castillo), a</w:t>
-      </w:r>
-      <w:r>
-        <w:t xml:space="preserve"> </w:t>
-      </w:r>
-      <w:r>
-        <w:t xml:space="preserve">lineshape picture of the spectrum (Pierens) — and adds a mean-centred correlation as the</w:t>
-      </w:r>
-      <w:r>
-        <w:t xml:space="preserve"> </w:t>
-      </w:r>
-      <w:r>
-        <w:t xml:space="preserve">discriminating step. Given two processed Bruker spectra — produced by any standard pipeline</w:t>
-      </w:r>
-      <w:r>
-        <w:t xml:space="preserve"> </w:t>
-      </w:r>
-      <w:r>
-        <w:t xml:space="preserve">or analysis suite (Delaglio</w:t>
-      </w:r>
-      <w:r>
-        <w:t xml:space="preserve"> </w:t>
-      </w:r>
-      <w:r>
-        <w:rPr>
-          <w:i/>
-          <w:iCs/>
-        </w:rPr>
-        <w:t xml:space="preserve">et al.</w:t>
-      </w:r>
-      <w:r>
-        <w:t xml:space="preserve">, 1995; Vranken</w:t>
-      </w:r>
-      <w:r>
-        <w:t xml:space="preserve"> </w:t>
-      </w:r>
-      <w:r>
-        <w:rPr>
-          <w:i/>
-          <w:iCs/>
-        </w:rPr>
-        <w:t xml:space="preserve">et al.</w:t>
-      </w:r>
-      <w:r>
-        <w:t xml:space="preserve">, 2005; Skinner</w:t>
-      </w:r>
-      <w:r>
-        <w:t xml:space="preserve"> </w:t>
-      </w:r>
-      <w:r>
-        <w:rPr>
-          <w:i/>
-          <w:iCs/>
-        </w:rPr>
-        <w:t xml:space="preserve">et al.</w:t>
-      </w:r>
-      <w:r>
-        <w:t xml:space="preserve">, 2016) —</w:t>
-      </w:r>
-      <w:r>
-        <w:t xml:space="preserve"> </w:t>
-      </w:r>
-      <w:r>
-        <w:t xml:space="preserve">compared inside a common window, it proceeds in three steps.</w:t>
-      </w:r>
-    </w:p>
-    <w:p>
-      <w:pPr>
-        <w:pStyle w:val="BodyText"/>
-      </w:pPr>
+        <w:t xml:space="preserve">Render.</w:t>
+      </w:r>
+      <w:r>
+        <w:t xml:space="preserve"> </w:t>
+      </w:r>
+      <w:r>
+        <w:t xml:space="preserve">Negative intensities are clipped, each point is weighted by its local integration</w:t>
+      </w:r>
+      <w:r>
+        <w:t xml:space="preserve"> </w:t>
+      </w:r>
+      <w:r>
+        <w:t xml:space="preserve">area, and both spectra are histogrammed onto a</w:t>
+      </w:r>
+      <w:r>
+        <w:t xml:space="preserve"> </w:t>
+      </w:r>
       <w:r>
         <w:rPr>
           <w:b/>
           <w:bCs/>
         </w:rPr>
-        <w:t xml:space="preserve">Render.</w:t>
-      </w:r>
-      <w:r>
-        <w:t xml:space="preserve"> </w:t>
-      </w:r>
-      <w:r>
-        <w:t xml:space="preserve">Negative intensities are clipped, each point is weighted by its local integration</w:t>
-      </w:r>
-      <w:r>
-        <w:t xml:space="preserve"> </w:t>
-      </w:r>
-      <w:r>
-        <w:t xml:space="preserve">area, and both spectra are histogrammed onto a</w:t>
-      </w:r>
-      <w:r>
-        <w:t xml:space="preserve"> </w:t>
-      </w:r>
+        <w:t xml:space="preserve">single shared grid</w:t>
+      </w:r>
+      <w:r>
+        <w:t xml:space="preserve"> </w:t>
+      </w:r>
+      <w:r>
+        <w:t xml:space="preserve">so they are directly</w:t>
+      </w:r>
+      <w:r>
+        <w:t xml:space="preserve"> </w:t>
+      </w:r>
+      <w:r>
+        <w:t xml:space="preserve">comparable irrespective of their native digital resolution.</w:t>
+      </w:r>
+    </w:p>
+    <w:p>
+      <w:pPr>
+        <w:pStyle w:val="BodyText"/>
+      </w:pPr>
       <w:r>
         <w:rPr>
           <w:b/>
           <w:bCs/>
         </w:rPr>
-        <w:t xml:space="preserve">single shared grid</w:t>
-      </w:r>
-      <w:r>
-        <w:t xml:space="preserve"> </w:t>
-      </w:r>
-      <w:r>
-        <w:t xml:space="preserve">so they are directly</w:t>
-      </w:r>
-      <w:r>
-        <w:t xml:space="preserve"> </w:t>
-      </w:r>
-      <w:r>
-        <w:t xml:space="preserve">comparable irrespective of their native digital resolution.</w:t>
-      </w:r>
-    </w:p>
-    <w:p>
-      <w:pPr>
-        <w:pStyle w:val="BodyText"/>
-      </w:pPr>
-      <w:r>
-        <w:rPr>
-          <w:b/>
-          <w:bCs/>
-        </w:rPr>
         <w:t xml:space="preserve">Blur.</w:t>
       </w:r>
       <w:r>
         <w:t xml:space="preserve"> </w:t>
       </w:r>
       <w:r>
-        <w:t xml:space="preserve">Each image is convolved with a separable Gaussian whose width per axis is the</w:t>
-      </w:r>
-      <w:r>
-        <w:t xml:space="preserve"> </w:t>
-      </w:r>
-      <w:r>
-        <w:t xml:space="preserve">physical linewidth combined with the expected drift,</w:t>
+        <w:t xml:space="preserve">Each image is convolved with a separable Gaussian whose width per axis is the physical</w:t>
+      </w:r>
+      <w:r>
+        <w:t xml:space="preserve"> </w:t>
+      </w:r>
+      <w:r>
+        <w:t xml:space="preserve">linewidth combined with the expected drift,</w:t>
       </w:r>
       <w:r>
         <w:t xml:space="preserve"> </w:t>
@@ -1038,101 +943,7 @@
         </m:rad>
       </m:oMath>
       <w:r>
-        <w:t xml:space="preserve"> </w:t>
-      </w:r>
-      <w:r>
-        <w:t xml:space="preserve">(defaults</w:t>
-      </w:r>
-      <w:r>
-        <w:t xml:space="preserve"> </w:t>
-      </w:r>
-      <m:oMath>
-        <m:sSub>
-          <m:e>
-            <m:r>
-              <m:t>σ</m:t>
-            </m:r>
-          </m:e>
-          <m:sub>
-            <m:sSup>
-              <m:e>
-                <m:r>
-                  <m:t>​</m:t>
-                </m:r>
-              </m:e>
-              <m:sup>
-                <m:r>
-                  <m:t>1</m:t>
-                </m:r>
-              </m:sup>
-            </m:sSup>
-            <m:r>
-              <m:rPr>
-                <m:sty m:val="p"/>
-              </m:rPr>
-              <m:t>H</m:t>
-            </m:r>
-          </m:sub>
-        </m:sSub>
-        <m:r>
-          <m:rPr>
-            <m:sty m:val="p"/>
-          </m:rPr>
-          <m:t>=</m:t>
-        </m:r>
-        <m:r>
-          <m:t>0.03</m:t>
-        </m:r>
-      </m:oMath>
-      <w:r>
-        <w:t xml:space="preserve">,</w:t>
-      </w:r>
-      <w:r>
-        <w:t xml:space="preserve"> </w:t>
-      </w:r>
-      <m:oMath>
-        <m:sSub>
-          <m:e>
-            <m:r>
-              <m:t>σ</m:t>
-            </m:r>
-          </m:e>
-          <m:sub>
-            <m:sSup>
-              <m:e>
-                <m:r>
-                  <m:t>​</m:t>
-                </m:r>
-              </m:e>
-              <m:sup>
-                <m:r>
-                  <m:t>15</m:t>
-                </m:r>
-              </m:sup>
-            </m:sSup>
-            <m:r>
-              <m:rPr>
-                <m:sty m:val="p"/>
-              </m:rPr>
-              <m:t>N</m:t>
-            </m:r>
-          </m:sub>
-        </m:sSub>
-        <m:r>
-          <m:rPr>
-            <m:sty m:val="p"/>
-          </m:rPr>
-          <m:t>=</m:t>
-        </m:r>
-        <m:r>
-          <m:t>0.30</m:t>
-        </m:r>
-      </m:oMath>
-      <w:r>
-        <w:t xml:space="preserve"> </w:t>
-      </w:r>
-      <w:r>
-        <w:t xml:space="preserve">ppm). This replaces the bin</w:t>
+        <w:t xml:space="preserve">. This replaces the bin</w:t>
       </w:r>
       <w:r>
         <w:t xml:space="preserve"> </w:t>
@@ -1167,7 +978,7 @@
           </m:e>
           <m:sub>
             <m:r>
-              <m:t>H</m:t>
+              <m:t>1</m:t>
             </m:r>
           </m:sub>
         </m:sSub>
@@ -1188,7 +999,7 @@
           </m:e>
           <m:sub>
             <m:r>
-              <m:t>N</m:t>
+              <m:t>2</m:t>
             </m:r>
           </m:sub>
         </m:sSub>
@@ -1238,7 +1049,7 @@
           </m:e>
           <m:sub>
             <m:r>
-              <m:t>H</m:t>
+              <m:t>1</m:t>
             </m:r>
           </m:sub>
           <m:sup>
@@ -1264,7 +1075,7 @@
           </m:e>
           <m:sub>
             <m:r>
-              <m:t>H</m:t>
+              <m:t>1</m:t>
             </m:r>
           </m:sub>
           <m:sup>
@@ -1290,7 +1101,7 @@
           </m:e>
           <m:sub>
             <m:r>
-              <m:t>N</m:t>
+              <m:t>2</m:t>
             </m:r>
           </m:sub>
           <m:sup>
@@ -1316,7 +1127,7 @@
           </m:e>
           <m:sub>
             <m:r>
-              <m:t>N</m:t>
+              <m:t>2</m:t>
             </m:r>
           </m:sub>
           <m:sup>
@@ -1333,13 +1144,13 @@
         </m:r>
       </m:oMath>
       <w:r>
-        <w:t xml:space="preserve">, smooth and monotone in the drift, so</w:t>
-      </w:r>
-      <w:r>
-        <w:t xml:space="preserve"> </w:t>
-      </w:r>
-      <w:r>
-        <w:t xml:space="preserve">a physical titration shift costs little and a random relocation costs a lot.</w:t>
+        <w:t xml:space="preserve">, smooth and monotone in the drift, so a</w:t>
+      </w:r>
+      <w:r>
+        <w:t xml:space="preserve"> </w:t>
+      </w:r>
+      <w:r>
+        <w:t xml:space="preserve">physical shift costs little and a random relocation costs a lot.</w:t>
       </w:r>
     </w:p>
     <w:p>
@@ -1401,31 +1212,31 @@
         <w:t xml:space="preserve"> </w:t>
       </w:r>
       <w:r>
-        <w:t xml:space="preserve">Mean-centring is the discriminating step: a cell where one spectrum has a peak and the other</w:t>
-      </w:r>
-      <w:r>
-        <w:t xml:space="preserve"> </w:t>
-      </w:r>
-      <w:r>
-        <w:t xml:space="preserve">is empty contributes a negative product and lowers the score, so intensity that is not</w:t>
-      </w:r>
-      <w:r>
-        <w:t xml:space="preserve"> </w:t>
-      </w:r>
-      <w:r>
-        <w:t xml:space="preserve">co-located is actively penalized rather than, as in the nearest-neighbour distance, ignored.</w:t>
-      </w:r>
-      <w:r>
-        <w:t xml:space="preserve"> </w:t>
-      </w:r>
-      <w:r>
-        <w:t xml:space="preserve">No shift search is performed — aligning the images would let a different protein slide into</w:t>
-      </w:r>
-      <w:r>
-        <w:t xml:space="preserve"> </w:t>
-      </w:r>
-      <w:r>
-        <w:t xml:space="preserve">registration and re-saturate, the very failure mode of the tree and nearest-neighbour methods.</w:t>
+        <w:t xml:space="preserve">Mean-centring is the discriminating step: a cell where one spectrum has a peak and the other is</w:t>
+      </w:r>
+      <w:r>
+        <w:t xml:space="preserve"> </w:t>
+      </w:r>
+      <w:r>
+        <w:t xml:space="preserve">empty contributes a negative product and lowers the score, so intensity that is not co-located is</w:t>
+      </w:r>
+      <w:r>
+        <w:t xml:space="preserve"> </w:t>
+      </w:r>
+      <w:r>
+        <w:t xml:space="preserve">actively penalized rather than, as in the nearest-neighbour distance, ignored. No shift search is</w:t>
+      </w:r>
+      <w:r>
+        <w:t xml:space="preserve"> </w:t>
+      </w:r>
+      <w:r>
+        <w:t xml:space="preserve">performed — aligning the images would let a different spectrum slide into registration and</w:t>
+      </w:r>
+      <w:r>
+        <w:t xml:space="preserve"> </w:t>
+      </w:r>
+      <w:r>
+        <w:t xml:space="preserve">re-saturate, the failure mode of the tree and nearest-neighbour methods.</w:t>
       </w:r>
     </w:p>
     <w:p>
@@ -1433,19 +1244,19 @@
         <w:pStyle w:val="BodyText"/>
       </w:pPr>
       <w:r>
-        <w:t xml:space="preserve">Self-similarity is exactly one (as it is for all methods tested); the score is symmetric</w:t>
-      </w:r>
-      <w:r>
-        <w:t xml:space="preserve"> </w:t>
-      </w:r>
-      <w:r>
-        <w:t xml:space="preserve">exactly, and monotone in the drift of an isolated peak (verified in the unit tests). The</w:t>
-      </w:r>
-      <w:r>
-        <w:t xml:space="preserve"> </w:t>
-      </w:r>
-      <w:r>
-        <w:t xml:space="preserve">implementation is pure NumPy (Harris</w:t>
+        <w:t xml:space="preserve">Self-similarity is exactly one (as it is for all methods tested); the score is symmetric exactly,</w:t>
+      </w:r>
+      <w:r>
+        <w:t xml:space="preserve"> </w:t>
+      </w:r>
+      <w:r>
+        <w:t xml:space="preserve">and monotone in the drift of an isolated peak (verified in the unit tests). The implementation is</w:t>
+      </w:r>
+      <w:r>
+        <w:t xml:space="preserve"> </w:t>
+      </w:r>
+      <w:r>
+        <w:t xml:space="preserve">pure NumPy (Harris</w:t>
       </w:r>
       <w:r>
         <w:t xml:space="preserve"> </w:t>
@@ -1458,19 +1269,13 @@
         <w:t xml:space="preserve">et al.</w:t>
       </w:r>
       <w:r>
-        <w:t xml:space="preserve">, 2020), reads processed Bruker data directly</w:t>
-      </w:r>
-      <w:r>
-        <w:t xml:space="preserve"> </w:t>
-      </w:r>
-      <w:r>
-        <w:t xml:space="preserve">(cf. Helmus and Jaroniec, 2013), needs no peak picking and no external solver, and runs in</w:t>
-      </w:r>
-      <w:r>
-        <w:t xml:space="preserve"> </w:t>
-      </w:r>
-      <w:r>
-        <w:t xml:space="preserve">about 6 ms per spectrum pair on a</w:t>
+        <w:t xml:space="preserve">, 2020), reads processed Bruker data directly (cf. Helmus and Jaroniec,</w:t>
+      </w:r>
+      <w:r>
+        <w:t xml:space="preserve"> </w:t>
+      </w:r>
+      <w:r>
+        <w:t xml:space="preserve">2013), needs no peak picking and no external solver, and runs in about 6 ms per spectrum pair on a</w:t>
       </w:r>
       <w:r>
         <w:t xml:space="preserve"> </w:t>
@@ -1493,25 +1298,19 @@
         <w:t xml:space="preserve"> </w:t>
       </w:r>
       <w:r>
-        <w:t xml:space="preserve">grid (Apple Silicon, single core); a</w:t>
-      </w:r>
-      <w:r>
-        <w:t xml:space="preserve"> </w:t>
-      </w:r>
-      <w:r>
-        <w:t xml:space="preserve">17-test suite (all passing) checks self-similarity, related-beats-unrelated ordering and</w:t>
-      </w:r>
-      <w:r>
-        <w:t xml:space="preserve"> </w:t>
-      </w:r>
-      <w:r>
-        <w:t xml:space="preserve">monotonicity in drift. Figures use Matplotlib (Hunter, 2007). A full derivation with proofs</w:t>
-      </w:r>
-      <w:r>
-        <w:t xml:space="preserve"> </w:t>
-      </w:r>
-      <w:r>
-        <w:t xml:space="preserve">is provided as Supplementary Material.</w:t>
+        <w:t xml:space="preserve">grid (Apple Silicon, single core); a 19-test suite (all passing) checks</w:t>
+      </w:r>
+      <w:r>
+        <w:t xml:space="preserve"> </w:t>
+      </w:r>
+      <w:r>
+        <w:t xml:space="preserve">self-similarity, related-beats-unrelated ordering and monotonicity in drift. Figures use</w:t>
+      </w:r>
+      <w:r>
+        <w:t xml:space="preserve"> </w:t>
+      </w:r>
+      <w:r>
+        <w:t xml:space="preserve">Matplotlib (Hunter, 2007). A full derivation with proofs is provided as Supplementary Material.</w:t>
       </w:r>
     </w:p>
     <w:bookmarkEnd w:id="11"/>
@@ -1529,62 +1328,7 @@
         <w:pStyle w:val="FirstParagraph"/>
       </w:pPr>
       <w:r>
-        <w:t xml:space="preserve">We benchmarked LCC against the three reference methods on a protein</w:t>
-      </w:r>
-      <w:r>
-        <w:t xml:space="preserve"> </w:t>
-      </w:r>
-      <m:oMath>
-        <m:sSup>
-          <m:e>
-            <m:r>
-              <m:t>​</m:t>
-            </m:r>
-          </m:e>
-          <m:sup>
-            <m:r>
-              <m:t>1</m:t>
-            </m:r>
-          </m:sup>
-        </m:sSup>
-      </m:oMath>
-      <w:r>
-        <w:t xml:space="preserve">H-</w:t>
-      </w:r>
-      <m:oMath>
-        <m:sSup>
-          <m:e>
-            <m:r>
-              <m:t>​</m:t>
-            </m:r>
-          </m:e>
-          <m:sup>
-            <m:r>
-              <m:t>15</m:t>
-            </m:r>
-          </m:sup>
-        </m:sSup>
-      </m:oMath>
-      <w:r>
-        <w:t xml:space="preserve">N HSQC data</w:t>
-      </w:r>
-      <w:r>
-        <w:t xml:space="preserve"> </w:t>
-      </w:r>
-      <w:r>
-        <w:t xml:space="preserve">set. The reference is the apo spectrum of the phosphatase PRL3, compared with six spectra of</w:t>
-      </w:r>
-      <w:r>
-        <w:t xml:space="preserve"> </w:t>
-      </w:r>
-      <w:r>
-        <w:t xml:space="preserve">the same protein along a ligand titration (which should score high) and with the spectrum of</w:t>
-      </w:r>
-      <w:r>
-        <w:t xml:space="preserve"> </w:t>
-      </w:r>
-      <w:r>
-        <w:t xml:space="preserve">a</w:t>
+        <w:t xml:space="preserve">We benchmarked LCC against the three reference methods on</w:t>
       </w:r>
       <w:r>
         <w:t xml:space="preserve"> </w:t>
@@ -1594,95 +1338,60 @@
           <w:b/>
           <w:bCs/>
         </w:rPr>
-        <w:t xml:space="preserve">different</w:t>
-      </w:r>
-      <w:r>
-        <w:t xml:space="preserve"> </w:t>
-      </w:r>
-      <w:r>
-        <w:t xml:space="preserve">protein (which should score low). Because the six positives are titration</w:t>
-      </w:r>
-      <w:r>
-        <w:t xml:space="preserve"> </w:t>
-      </w:r>
-      <w:r>
-        <w:t xml:space="preserve">points of one protein–ligand system they form a correlated series, not independent replicates,</w:t>
-      </w:r>
-      <w:r>
-        <w:t xml:space="preserve"> </w:t>
-      </w:r>
-      <w:r>
-        <w:t xml:space="preserve">and the negative class is a single spectrum; the numbers below are therefore descriptive of</w:t>
-      </w:r>
-      <w:r>
-        <w:t xml:space="preserve"> </w:t>
-      </w:r>
-      <w:r>
-        <w:t xml:space="preserve">this set rather than population estimates. All spectra were compared inside</w:t>
-      </w:r>
-      <w:r>
-        <w:t xml:space="preserve"> </w:t>
-      </w:r>
-      <m:oMath>
-        <m:sSup>
-          <m:e>
-            <m:r>
-              <m:t>​</m:t>
-            </m:r>
-          </m:e>
-          <m:sup>
-            <m:r>
-              <m:t>1</m:t>
-            </m:r>
-          </m:sup>
-        </m:sSup>
-      </m:oMath>
-      <w:r>
-        <w:t xml:space="preserve">H 6.5–10 ppm</w:t>
-      </w:r>
-      <w:r>
-        <w:t xml:space="preserve"> </w:t>
-      </w:r>
-      <m:oMath>
-        <m:r>
-          <m:rPr>
-            <m:sty m:val="p"/>
-          </m:rPr>
-          <m:t>×</m:t>
-        </m:r>
-        <m:sSup>
-          <m:e>
-            <m:r>
-              <m:t> </m:t>
-            </m:r>
-          </m:e>
-          <m:sup>
-            <m:r>
-              <m:t>15</m:t>
-            </m:r>
-          </m:sup>
-        </m:sSup>
-      </m:oMath>
-      <w:r>
-        <w:t xml:space="preserve">N 105–130 ppm. We summarize discrimination by the separation (mean same-protein</w:t>
-      </w:r>
-      <w:r>
-        <w:t xml:space="preserve"> </w:t>
-      </w:r>
-      <w:r>
-        <w:t xml:space="preserve">score minus different-protein score) and, because it is what a classification threshold sees,</w:t>
-      </w:r>
-      <w:r>
-        <w:t xml:space="preserve"> </w:t>
-      </w:r>
-      <w:r>
-        <w:t xml:space="preserve">by the worst-case margin (minimum same-protein score minus different-protein score); both are</w:t>
-      </w:r>
-      <w:r>
-        <w:t xml:space="preserve"> </w:t>
-      </w:r>
-      <w:r>
-        <w:t xml:space="preserve">on each method’s own</w:t>
+        <w:t xml:space="preserve">two independent, opposite regimes</w:t>
+      </w:r>
+      <w:r>
+        <w:t xml:space="preserve">.</w:t>
+      </w:r>
+      <w:r>
+        <w:t xml:space="preserve"> </w:t>
+      </w:r>
+      <w:r>
+        <w:t xml:space="preserve">Discrimination is summarized by the</w:t>
+      </w:r>
+      <w:r>
+        <w:t xml:space="preserve"> </w:t>
+      </w:r>
+      <w:r>
+        <w:rPr>
+          <w:b/>
+          <w:bCs/>
+        </w:rPr>
+        <w:t xml:space="preserve">separation</w:t>
+      </w:r>
+      <w:r>
+        <w:t xml:space="preserve"> </w:t>
+      </w:r>
+      <w:r>
+        <w:t xml:space="preserve">(mean same-class score − mean different-class</w:t>
+      </w:r>
+      <w:r>
+        <w:t xml:space="preserve"> </w:t>
+      </w:r>
+      <w:r>
+        <w:t xml:space="preserve">score) and the</w:t>
+      </w:r>
+      <w:r>
+        <w:t xml:space="preserve"> </w:t>
+      </w:r>
+      <w:r>
+        <w:rPr>
+          <w:b/>
+          <w:bCs/>
+        </w:rPr>
+        <w:t xml:space="preserve">margin</w:t>
+      </w:r>
+      <w:r>
+        <w:t xml:space="preserve"> </w:t>
+      </w:r>
+      <w:r>
+        <w:t xml:space="preserve">(worst same-class − best different-class score, what a classification</w:t>
+      </w:r>
+      <w:r>
+        <w:t xml:space="preserve"> </w:t>
+      </w:r>
+      <w:r>
+        <w:t xml:space="preserve">threshold sees); both are on each method’s own</w:t>
       </w:r>
       <w:r>
         <w:t xml:space="preserve"> </w:t>
@@ -1717,7 +1426,394 @@
         <w:t xml:space="preserve"> </w:t>
       </w:r>
       <w:r>
-        <w:t xml:space="preserve">score scale (Table 1; Fig. 1).</w:t>
+        <w:t xml:space="preserve">scale (Table 1; Fig. 1). All methods</w:t>
+      </w:r>
+      <w:r>
+        <w:t xml:space="preserve"> </w:t>
+      </w:r>
+      <w:r>
+        <w:t xml:space="preserve">self-score exactly 1.</w:t>
+      </w:r>
+    </w:p>
+    <w:p>
+      <w:pPr>
+        <w:pStyle w:val="BodyText"/>
+      </w:pPr>
+      <w:r>
+        <w:rPr>
+          <w:b/>
+          <w:bCs/>
+        </w:rPr>
+        <w:t xml:space="preserve">Dense protein</w:t>
+      </w:r>
+      <w:r>
+        <w:rPr>
+          <w:b/>
+          <w:bCs/>
+        </w:rPr>
+        <w:t xml:space="preserve"> </w:t>
+      </w:r>
+      <m:oMath>
+        <m:sSup>
+          <m:e>
+            <m:r>
+              <m:t>​</m:t>
+            </m:r>
+          </m:e>
+          <m:sup>
+            <m:r>
+              <m:t>1</m:t>
+            </m:r>
+          </m:sup>
+        </m:sSup>
+      </m:oMath>
+      <w:r>
+        <w:rPr>
+          <w:b/>
+          <w:bCs/>
+        </w:rPr>
+        <w:t xml:space="preserve">H-</w:t>
+      </w:r>
+      <m:oMath>
+        <m:sSup>
+          <m:e>
+            <m:r>
+              <m:t>​</m:t>
+            </m:r>
+          </m:e>
+          <m:sup>
+            <m:r>
+              <m:t>15</m:t>
+            </m:r>
+          </m:sup>
+        </m:sSup>
+      </m:oMath>
+      <w:r>
+        <w:rPr>
+          <w:b/>
+          <w:bCs/>
+        </w:rPr>
+        <w:t xml:space="preserve">N.</w:t>
+      </w:r>
+      <w:r>
+        <w:t xml:space="preserve"> </w:t>
+      </w:r>
+      <w:r>
+        <w:t xml:space="preserve">The reference is the apo spectrum of the phosphatase PRL3,</w:t>
+      </w:r>
+      <w:r>
+        <w:t xml:space="preserve"> </w:t>
+      </w:r>
+      <w:r>
+        <w:t xml:space="preserve">compared with six spectra of the same protein along a ligand titration (should score high) and</w:t>
+      </w:r>
+      <w:r>
+        <w:t xml:space="preserve"> </w:t>
+      </w:r>
+      <w:r>
+        <w:t xml:space="preserve">with a</w:t>
+      </w:r>
+      <w:r>
+        <w:t xml:space="preserve"> </w:t>
+      </w:r>
+      <w:r>
+        <w:rPr>
+          <w:b/>
+          <w:bCs/>
+        </w:rPr>
+        <w:t xml:space="preserve">different</w:t>
+      </w:r>
+      <w:r>
+        <w:t xml:space="preserve"> </w:t>
+      </w:r>
+      <w:r>
+        <w:t xml:space="preserve">protein (should score low), inside</w:t>
+      </w:r>
+      <w:r>
+        <w:t xml:space="preserve"> </w:t>
+      </w:r>
+      <m:oMath>
+        <m:sSup>
+          <m:e>
+            <m:r>
+              <m:t>​</m:t>
+            </m:r>
+          </m:e>
+          <m:sup>
+            <m:r>
+              <m:t>1</m:t>
+            </m:r>
+          </m:sup>
+        </m:sSup>
+      </m:oMath>
+      <w:r>
+        <w:t xml:space="preserve">H 6.5–10</w:t>
+      </w:r>
+      <w:r>
+        <w:t xml:space="preserve"> </w:t>
+      </w:r>
+      <m:oMath>
+        <m:r>
+          <m:rPr>
+            <m:sty m:val="p"/>
+          </m:rPr>
+          <m:t>×</m:t>
+        </m:r>
+        <m:sSup>
+          <m:e>
+            <m:r>
+              <m:t> </m:t>
+            </m:r>
+          </m:e>
+          <m:sup>
+            <m:r>
+              <m:t>15</m:t>
+            </m:r>
+          </m:sup>
+        </m:sSup>
+      </m:oMath>
+      <w:r>
+        <w:t xml:space="preserve">N 105–130 ppm.</w:t>
+      </w:r>
+      <w:r>
+        <w:t xml:space="preserve"> </w:t>
+      </w:r>
+      <w:r>
+        <w:t xml:space="preserve">LCC scores the same protein 0.94 (range 0.89–0.97) and the different protein 0.18, a margin of</w:t>
+      </w:r>
+      <w:r>
+        <w:t xml:space="preserve"> </w:t>
+      </w:r>
+      <w:r>
+        <w:t xml:space="preserve">0.71 — three times the bin method’s 0.24, the strongest baseline. Mean-centring earns that gap:</w:t>
+      </w:r>
+      <w:r>
+        <w:t xml:space="preserve"> </w:t>
+      </w:r>
+      <w:r>
+        <w:t xml:space="preserve">an un-centred cosine correlation on the same images drops the separation from 0.75 to 0.59. The</w:t>
+      </w:r>
+      <w:r>
+        <w:t xml:space="preserve"> </w:t>
+      </w:r>
+      <w:r>
+        <w:t xml:space="preserve">gain is not a tuned parameter (it holds across the physical blur range; Supplementary).</w:t>
+      </w:r>
+    </w:p>
+    <w:p>
+      <w:pPr>
+        <w:pStyle w:val="BodyText"/>
+      </w:pPr>
+      <w:r>
+        <w:rPr>
+          <w:b/>
+          <w:bCs/>
+        </w:rPr>
+        <w:t xml:space="preserve">Sparse small-molecule</w:t>
+      </w:r>
+      <w:r>
+        <w:rPr>
+          <w:b/>
+          <w:bCs/>
+        </w:rPr>
+        <w:t xml:space="preserve"> </w:t>
+      </w:r>
+      <m:oMath>
+        <m:sSup>
+          <m:e>
+            <m:r>
+              <m:t>​</m:t>
+            </m:r>
+          </m:e>
+          <m:sup>
+            <m:r>
+              <m:t>1</m:t>
+            </m:r>
+          </m:sup>
+        </m:sSup>
+      </m:oMath>
+      <w:r>
+        <w:rPr>
+          <w:b/>
+          <w:bCs/>
+        </w:rPr>
+        <w:t xml:space="preserve">H-</w:t>
+      </w:r>
+      <m:oMath>
+        <m:sSup>
+          <m:e>
+            <m:r>
+              <m:t>​</m:t>
+            </m:r>
+          </m:e>
+          <m:sup>
+            <m:r>
+              <m:t>13</m:t>
+            </m:r>
+          </m:sup>
+        </m:sSup>
+      </m:oMath>
+      <w:r>
+        <w:rPr>
+          <w:b/>
+          <w:bCs/>
+        </w:rPr>
+        <w:t xml:space="preserve">C.</w:t>
+      </w:r>
+      <w:r>
+        <w:t xml:space="preserve"> </w:t>
+      </w:r>
+      <w:r>
+        <w:t xml:space="preserve">To test the opposite regime — and to replace the single</w:t>
+      </w:r>
+      <w:r>
+        <w:t xml:space="preserve"> </w:t>
+      </w:r>
+      <w:r>
+        <w:t xml:space="preserve">negative spectrum above with a large negative set — we used public HSQC peak lists (simpleNMR;</w:t>
+      </w:r>
+      <w:r>
+        <w:t xml:space="preserve"> </w:t>
+      </w:r>
+      <w:r>
+        <w:t xml:space="preserve">Data availability) for six compounds each recorded twice, and asked each method to score the 6</w:t>
+      </w:r>
+      <w:r>
+        <w:t xml:space="preserve"> </w:t>
+      </w:r>
+      <w:r>
+        <w:t xml:space="preserve">same-compound pairs above the 60 different-compound pairs, inside</w:t>
+      </w:r>
+      <w:r>
+        <w:t xml:space="preserve"> </w:t>
+      </w:r>
+      <m:oMath>
+        <m:sSup>
+          <m:e>
+            <m:r>
+              <m:t>​</m:t>
+            </m:r>
+          </m:e>
+          <m:sup>
+            <m:r>
+              <m:t>1</m:t>
+            </m:r>
+          </m:sup>
+        </m:sSup>
+      </m:oMath>
+      <w:r>
+        <w:t xml:space="preserve">H 0–10</w:t>
+      </w:r>
+      <w:r>
+        <w:t xml:space="preserve"> </w:t>
+      </w:r>
+      <m:oMath>
+        <m:r>
+          <m:rPr>
+            <m:sty m:val="p"/>
+          </m:rPr>
+          <m:t>×</m:t>
+        </m:r>
+        <m:sSup>
+          <m:e>
+            <m:r>
+              <m:t> </m:t>
+            </m:r>
+          </m:e>
+          <m:sup>
+            <m:r>
+              <m:t>13</m:t>
+            </m:r>
+          </m:sup>
+        </m:sSup>
+      </m:oMath>
+      <w:r>
+        <w:t xml:space="preserve">C</w:t>
+      </w:r>
+      <w:r>
+        <w:t xml:space="preserve"> </w:t>
+      </w:r>
+      <w:r>
+        <w:t xml:space="preserve">0–165 ppm. LCC again leads (mean same 0.82, mean different 0.003, separation 0.81). The bin method</w:t>
+      </w:r>
+      <w:r>
+        <w:t xml:space="preserve"> </w:t>
+      </w:r>
+      <w:r>
+        <w:t xml:space="preserve">is far stronger here (0.69) than on the dense fingerprint (0.29) — with few, well-separated peaks</w:t>
+      </w:r>
+      <w:r>
+        <w:t xml:space="preserve"> </w:t>
+      </w:r>
+      <w:r>
+        <w:t xml:space="preserve">its hard bins rarely straddle a peak — while the tree and nearest-neighbour methods</w:t>
+      </w:r>
+      <w:r>
+        <w:t xml:space="preserve"> </w:t>
+      </w:r>
+      <w:r>
+        <w:rPr>
+          <w:b/>
+          <w:bCs/>
+        </w:rPr>
+        <w:t xml:space="preserve">leave the two</w:t>
+      </w:r>
+      <w:r>
+        <w:rPr>
+          <w:b/>
+          <w:bCs/>
+        </w:rPr>
+        <w:t xml:space="preserve"> </w:t>
+      </w:r>
+      <w:r>
+        <w:rPr>
+          <w:b/>
+          <w:bCs/>
+        </w:rPr>
+        <w:t xml:space="preserve">classes barely separable in this regime too</w:t>
+      </w:r>
+      <w:r>
+        <w:t xml:space="preserve"> </w:t>
+      </w:r>
+      <w:r>
+        <w:t xml:space="preserve">(margins 0.00 and 0.04, despite separations of 0.39</w:t>
+      </w:r>
+      <w:r>
+        <w:t xml:space="preserve"> </w:t>
+      </w:r>
+      <w:r>
+        <w:t xml:space="preserve">and 0.10): over a wide window a different molecule still has a near neighbour for every peak. Their</w:t>
+      </w:r>
+      <w:r>
+        <w:t xml:space="preserve"> </w:t>
+      </w:r>
+      <w:r>
+        <w:t xml:space="preserve">shift tolerance is genuine (per-pair, it keeps two solvent-shifted same-compound recordings high,</w:t>
+      </w:r>
+      <w:r>
+        <w:t xml:space="preserve"> </w:t>
+      </w:r>
+      <w:r>
+        <w:t xml:space="preserve">0.83–1.00, where the position-sensitive LCC and bin methods drop to 0.30–0.60) but it tolerates</w:t>
+      </w:r>
+      <w:r>
+        <w:t xml:space="preserve"> </w:t>
+      </w:r>
+      <w:r>
+        <w:rPr>
+          <w:i/>
+          <w:iCs/>
+        </w:rPr>
+        <w:t xml:space="preserve">everything</w:t>
+      </w:r>
+      <w:r>
+        <w:t xml:space="preserve">, so it does not become discrimination; LCC recovers that tolerance controllably</w:t>
+      </w:r>
+      <w:r>
+        <w:t xml:space="preserve"> </w:t>
+      </w:r>
+      <w:r>
+        <w:t xml:space="preserve">through its blur width.</w:t>
       </w:r>
     </w:p>
     <w:p>
@@ -1725,19 +1821,13 @@
         <w:pStyle w:val="TableCaption"/>
       </w:pPr>
       <w:r>
-        <w:t xml:space="preserve">Similarity of the reference PRL3 spectrum to the same protein (mean over six titration</w:t>
-      </w:r>
-      <w:r>
-        <w:t xml:space="preserve"> </w:t>
-      </w:r>
-      <w:r>
-        <w:t xml:space="preserve">points) and to a different protein. Separation and margin are computed from unrounded scores.</w:t>
-      </w:r>
-      <w:r>
-        <w:t xml:space="preserve"> </w:t>
-      </w:r>
-      <w:r>
-        <w:t xml:space="preserve">All methods self-score 1.00.</w:t>
+        <w:t xml:space="preserve">Separation and worst-case margin for all methods on both regimes, computed from unrounded</w:t>
+      </w:r>
+      <w:r>
+        <w:t xml:space="preserve"> </w:t>
+      </w:r>
+      <w:r>
+        <w:t xml:space="preserve">scores. Every method self-scores 1.00.</w:t>
       </w:r>
     </w:p>
     <w:tbl>
@@ -1745,7 +1835,7 @@
         <w:tblStyle w:val="Table"/>
         <w:tblW w:type="auto" w:w="0"/>
         <w:tblLook w:firstRow="1" w:lastRow="0" w:firstColumn="0" w:lastColumn="0" w:noHBand="0" w:noVBand="0" w:val="0020"/>
-        <w:tblCaption w:val="Similarity of the reference PRL3 spectrum to the same protein (mean over six titration points) and to a different protein. Separation and margin are computed from unrounded scores. All methods self-score 1.00."/>
+        <w:tblCaption w:val="Separation and worst-case margin for all methods on both regimes, computed from unrounded scores. Every method self-scores 1.00."/>
       </w:tblPr>
       <w:tblGrid>
         <w:gridCol w:w="1584"/>
@@ -1775,8 +1865,39 @@
             <w:pPr>
               <w:pStyle w:val="Compact"/>
             </w:pPr>
+            <m:oMath>
+              <m:sSup>
+                <m:e>
+                  <m:r>
+                    <m:t>​</m:t>
+                  </m:r>
+                </m:e>
+                <m:sup>
+                  <m:r>
+                    <m:t>1</m:t>
+                  </m:r>
+                </m:sup>
+              </m:sSup>
+            </m:oMath>
             <w:r>
-              <w:t xml:space="preserve">mean same</w:t>
+              <w:t xml:space="preserve">H-</w:t>
+            </w:r>
+            <m:oMath>
+              <m:sSup>
+                <m:e>
+                  <m:r>
+                    <m:t>​</m:t>
+                  </m:r>
+                </m:e>
+                <m:sup>
+                  <m:r>
+                    <m:t>15</m:t>
+                  </m:r>
+                </m:sup>
+              </m:sSup>
+            </m:oMath>
+            <w:r>
+              <w:t xml:space="preserve">N sep</w:t>
             </w:r>
           </w:p>
         </w:tc>
@@ -1787,7 +1908,7 @@
               <w:pStyle w:val="Compact"/>
             </w:pPr>
             <w:r>
-              <w:t xml:space="preserve">different</w:t>
+              <w:t xml:space="preserve">margin</w:t>
             </w:r>
           </w:p>
         </w:tc>
@@ -1797,8 +1918,39 @@
             <w:pPr>
               <w:pStyle w:val="Compact"/>
             </w:pPr>
+            <m:oMath>
+              <m:sSup>
+                <m:e>
+                  <m:r>
+                    <m:t>​</m:t>
+                  </m:r>
+                </m:e>
+                <m:sup>
+                  <m:r>
+                    <m:t>1</m:t>
+                  </m:r>
+                </m:sup>
+              </m:sSup>
+            </m:oMath>
             <w:r>
-              <w:t xml:space="preserve">separation</w:t>
+              <w:t xml:space="preserve">H-</w:t>
+            </w:r>
+            <m:oMath>
+              <m:sSup>
+                <m:e>
+                  <m:r>
+                    <m:t>​</m:t>
+                  </m:r>
+                </m:e>
+                <m:sup>
+                  <m:r>
+                    <m:t>13</m:t>
+                  </m:r>
+                </m:sup>
+              </m:sSup>
+            </m:oMath>
+            <w:r>
+              <w:t xml:space="preserve">C sep</w:t>
             </w:r>
           </w:p>
         </w:tc>
@@ -1833,28 +1985,6 @@
               <w:pStyle w:val="Compact"/>
             </w:pPr>
             <w:r>
-              <w:t xml:space="preserve">0.79</w:t>
-            </w:r>
-          </w:p>
-        </w:tc>
-        <w:tc>
-          <w:tcPr/>
-          <w:p>
-            <w:pPr>
-              <w:pStyle w:val="Compact"/>
-            </w:pPr>
-            <w:r>
-              <w:t xml:space="preserve">0.49</w:t>
-            </w:r>
-          </w:p>
-        </w:tc>
-        <w:tc>
-          <w:tcPr/>
-          <w:p>
-            <w:pPr>
-              <w:pStyle w:val="Compact"/>
-            </w:pPr>
-            <w:r>
               <w:t xml:space="preserve">0.29</w:t>
             </w:r>
           </w:p>
@@ -1870,6 +2000,28 @@
             </w:r>
           </w:p>
         </w:tc>
+        <w:tc>
+          <w:tcPr/>
+          <w:p>
+            <w:pPr>
+              <w:pStyle w:val="Compact"/>
+            </w:pPr>
+            <w:r>
+              <w:t xml:space="preserve">0.69</w:t>
+            </w:r>
+          </w:p>
+        </w:tc>
+        <w:tc>
+          <w:tcPr/>
+          <w:p>
+            <w:pPr>
+              <w:pStyle w:val="Compact"/>
+            </w:pPr>
+            <w:r>
+              <w:t xml:space="preserve">0.20</w:t>
+            </w:r>
+          </w:p>
+        </w:tc>
       </w:tr>
       <w:tr>
         <w:tc>
@@ -1880,28 +2032,6 @@
             </w:pPr>
             <w:r>
               <w:t xml:space="preserve">Bin + 45° rotation</w:t>
-            </w:r>
-          </w:p>
-        </w:tc>
-        <w:tc>
-          <w:tcPr/>
-          <w:p>
-            <w:pPr>
-              <w:pStyle w:val="Compact"/>
-            </w:pPr>
-            <w:r>
-              <w:t xml:space="preserve">0.82</w:t>
-            </w:r>
-          </w:p>
-        </w:tc>
-        <w:tc>
-          <w:tcPr/>
-          <w:p>
-            <w:pPr>
-              <w:pStyle w:val="Compact"/>
-            </w:pPr>
-            <w:r>
-              <w:t xml:space="preserve">0.57</w:t>
             </w:r>
           </w:p>
         </w:tc>
@@ -1927,6 +2057,28 @@
             </w:r>
           </w:p>
         </w:tc>
+        <w:tc>
+          <w:tcPr/>
+          <w:p>
+            <w:pPr>
+              <w:pStyle w:val="Compact"/>
+            </w:pPr>
+            <w:r>
+              <w:t xml:space="preserve">0.69</w:t>
+            </w:r>
+          </w:p>
+        </w:tc>
+        <w:tc>
+          <w:tcPr/>
+          <w:p>
+            <w:pPr>
+              <w:pStyle w:val="Compact"/>
+            </w:pPr>
+            <w:r>
+              <w:t xml:space="preserve">0.18</w:t>
+            </w:r>
+          </w:p>
+        </w:tc>
       </w:tr>
       <w:tr>
         <w:tc>
@@ -1937,28 +2089,6 @@
             </w:pPr>
             <w:r>
               <w:t xml:space="preserve">Quad-tree (Castillo, 2013)</w:t>
-            </w:r>
-          </w:p>
-        </w:tc>
-        <w:tc>
-          <w:tcPr/>
-          <w:p>
-            <w:pPr>
-              <w:pStyle w:val="Compact"/>
-            </w:pPr>
-            <w:r>
-              <w:t xml:space="preserve">0.90</w:t>
-            </w:r>
-          </w:p>
-        </w:tc>
-        <w:tc>
-          <w:tcPr/>
-          <w:p>
-            <w:pPr>
-              <w:pStyle w:val="Compact"/>
-            </w:pPr>
-            <w:r>
-              <w:t xml:space="preserve">0.87</w:t>
             </w:r>
           </w:p>
         </w:tc>
@@ -1984,6 +2114,28 @@
             </w:r>
           </w:p>
         </w:tc>
+        <w:tc>
+          <w:tcPr/>
+          <w:p>
+            <w:pPr>
+              <w:pStyle w:val="Compact"/>
+            </w:pPr>
+            <w:r>
+              <w:t xml:space="preserve">0.39</w:t>
+            </w:r>
+          </w:p>
+        </w:tc>
+        <w:tc>
+          <w:tcPr/>
+          <w:p>
+            <w:pPr>
+              <w:pStyle w:val="Compact"/>
+            </w:pPr>
+            <w:r>
+              <w:t xml:space="preserve">0.00</w:t>
+            </w:r>
+          </w:p>
+        </w:tc>
       </w:tr>
       <w:tr>
         <w:tc>
@@ -1994,28 +2146,6 @@
             </w:pPr>
             <w:r>
               <w:t xml:space="preserve">Nearest neighbour (Pierens, 2012)</w:t>
-            </w:r>
-          </w:p>
-        </w:tc>
-        <w:tc>
-          <w:tcPr/>
-          <w:p>
-            <w:pPr>
-              <w:pStyle w:val="Compact"/>
-            </w:pPr>
-            <w:r>
-              <w:t xml:space="preserve">0.99</w:t>
-            </w:r>
-          </w:p>
-        </w:tc>
-        <w:tc>
-          <w:tcPr/>
-          <w:p>
-            <w:pPr>
-              <w:pStyle w:val="Compact"/>
-            </w:pPr>
-            <w:r>
-              <w:t xml:space="preserve">0.96</w:t>
             </w:r>
           </w:p>
         </w:tc>
@@ -2041,6 +2171,28 @@
             </w:r>
           </w:p>
         </w:tc>
+        <w:tc>
+          <w:tcPr/>
+          <w:p>
+            <w:pPr>
+              <w:pStyle w:val="Compact"/>
+            </w:pPr>
+            <w:r>
+              <w:t xml:space="preserve">0.10</w:t>
+            </w:r>
+          </w:p>
+        </w:tc>
+        <w:tc>
+          <w:tcPr/>
+          <w:p>
+            <w:pPr>
+              <w:pStyle w:val="Compact"/>
+            </w:pPr>
+            <w:r>
+              <w:t xml:space="preserve">0.04</w:t>
+            </w:r>
+          </w:p>
+        </w:tc>
       </w:tr>
       <w:tr>
         <w:tc>
@@ -2055,36 +2207,6 @@
                 <w:bCs/>
               </w:rPr>
               <w:t xml:space="preserve">LCC (this work)</w:t>
-            </w:r>
-          </w:p>
-        </w:tc>
-        <w:tc>
-          <w:tcPr/>
-          <w:p>
-            <w:pPr>
-              <w:pStyle w:val="Compact"/>
-            </w:pPr>
-            <w:r>
-              <w:rPr>
-                <w:b/>
-                <w:bCs/>
-              </w:rPr>
-              <w:t xml:space="preserve">0.94</w:t>
-            </w:r>
-          </w:p>
-        </w:tc>
-        <w:tc>
-          <w:tcPr/>
-          <w:p>
-            <w:pPr>
-              <w:pStyle w:val="Compact"/>
-            </w:pPr>
-            <w:r>
-              <w:rPr>
-                <w:b/>
-                <w:bCs/>
-              </w:rPr>
-              <w:t xml:space="preserve">0.18</w:t>
             </w:r>
           </w:p>
         </w:tc>
@@ -2118,6 +2240,36 @@
             </w:r>
           </w:p>
         </w:tc>
+        <w:tc>
+          <w:tcPr/>
+          <w:p>
+            <w:pPr>
+              <w:pStyle w:val="Compact"/>
+            </w:pPr>
+            <w:r>
+              <w:rPr>
+                <w:b/>
+                <w:bCs/>
+              </w:rPr>
+              <w:t xml:space="preserve">0.81</w:t>
+            </w:r>
+          </w:p>
+        </w:tc>
+        <w:tc>
+          <w:tcPr/>
+          <w:p>
+            <w:pPr>
+              <w:pStyle w:val="Compact"/>
+            </w:pPr>
+            <w:r>
+              <w:rPr>
+                <w:b/>
+                <w:bCs/>
+              </w:rPr>
+              <w:t xml:space="preserve">0.37</w:t>
+            </w:r>
+          </w:p>
+        </w:tc>
       </w:tr>
     </w:tbl>
     <w:p>
@@ -2125,266 +2277,115 @@
         <w:pStyle w:val="BodyText"/>
       </w:pPr>
       <w:r>
-        <w:t xml:space="preserve">The six same-protein scores span 0.89–0.97 (mean 0.94) and the different protein scores 0.18,</w:t>
-      </w:r>
-      <w:r>
-        <w:t xml:space="preserve"> </w:t>
-      </w:r>
-      <w:r>
-        <w:t xml:space="preserve">so LCC opens a worst-case margin of 0.71 — three times the 0.24 of the bin method, the</w:t>
-      </w:r>
-      <w:r>
-        <w:t xml:space="preserve"> </w:t>
-      </w:r>
-      <w:r>
-        <w:t xml:space="preserve">strongest prior baseline, and well clear of the tree and nearest-neighbour methods, which</w:t>
-      </w:r>
-      <w:r>
-        <w:t xml:space="preserve"> </w:t>
-      </w:r>
-      <w:r>
-        <w:t xml:space="preserve">saturate as expected for this regime. Both LCC and the bin method separate this particular</w:t>
-      </w:r>
-      <w:r>
-        <w:t xml:space="preserve"> </w:t>
-      </w:r>
-      <w:r>
-        <w:t xml:space="preserve">seven-spectrum set with a single threshold; the practical difference is the width of the gap,</w:t>
-      </w:r>
-      <w:r>
-        <w:t xml:space="preserve"> </w:t>
-      </w:r>
-      <w:r>
-        <w:t xml:space="preserve">which governs robustness to an unseen spectrum. The mean-centring is what earns that gap:</w:t>
-      </w:r>
-      <w:r>
-        <w:t xml:space="preserve"> </w:t>
-      </w:r>
-      <w:r>
-        <w:t xml:space="preserve">replacing it with an un-centred cosine correlation on the same images drops the separation</w:t>
-      </w:r>
-      <w:r>
-        <w:t xml:space="preserve"> </w:t>
-      </w:r>
-      <w:r>
-        <w:t xml:space="preserve">from 0.75 to 0.59 and the margin from 0.71 to 0.55. The gain is also not an artefact of one</w:t>
-      </w:r>
-      <w:r>
-        <w:t xml:space="preserve"> </w:t>
-      </w:r>
-      <w:r>
-        <w:t xml:space="preserve">tuned parameter — LCC beats the bin method across the whole physical blur range (separation</w:t>
-      </w:r>
-      <w:r>
-        <w:t xml:space="preserve"> </w:t>
-      </w:r>
-      <w:r>
-        <w:t xml:space="preserve">0.71–0.77 for</w:t>
+        <w:rPr>
+          <w:b/>
+          <w:bCs/>
+        </w:rPr>
+        <w:t xml:space="preserve">LCC leads in both regimes</w:t>
+      </w:r>
+      <w:r>
+        <w:t xml:space="preserve"> </w:t>
+      </w:r>
+      <w:r>
+        <w:t xml:space="preserve">— the only method that keeps same-class similarity high while</w:t>
+      </w:r>
+      <w:r>
+        <w:t xml:space="preserve"> </w:t>
+      </w:r>
+      <w:r>
+        <w:t xml:space="preserve">pushing different-class similarity down, whether the fingerprint is a dense protein amide region</w:t>
+      </w:r>
+      <w:r>
+        <w:t xml:space="preserve"> </w:t>
+      </w:r>
+      <w:r>
+        <w:t xml:space="preserve">or a handful of scattered small-molecule crosspeaks. Its two knobs are the per-axis blur widths,</w:t>
+      </w:r>
+      <w:r>
+        <w:t xml:space="preserve"> </w:t>
+      </w:r>
+      <w:r>
+        <w:t xml:space="preserve">both physical: the linewidth sets the floor and the expected shift perturbation sets how much</w:t>
+      </w:r>
+      <w:r>
+        <w:t xml:space="preserve"> </w:t>
+      </w:r>
+      <w:r>
+        <w:t xml:space="preserve">drift is tolerated. LCC measures position-and-intensity coincidence, not molecular identity, so a</w:t>
+      </w:r>
+      <w:r>
+        <w:t xml:space="preserve"> </w:t>
+      </w:r>
+      <w:r>
+        <w:t xml:space="preserve">close analogue will score intermediate — correct for a similarity, a caveat for hard</w:t>
+      </w:r>
+      <w:r>
+        <w:t xml:space="preserve"> </w:t>
+      </w:r>
+      <w:r>
+        <w:t xml:space="preserve">classification. The three reference methods are our own reimplementations, and the</w:t>
       </w:r>
       <w:r>
         <w:t xml:space="preserve"> </w:t>
       </w:r>
       <m:oMath>
-        <m:sSub>
+        <m:sSup>
           <m:e>
             <m:r>
-              <m:t>σ</m:t>
+              <m:t>​</m:t>
             </m:r>
           </m:e>
-          <m:sub>
-            <m:sSup>
-              <m:e>
-                <m:r>
-                  <m:t>​</m:t>
-                </m:r>
-              </m:e>
-              <m:sup>
-                <m:r>
-                  <m:t>1</m:t>
-                </m:r>
-              </m:sup>
-            </m:sSup>
-            <m:r>
-              <m:rPr>
-                <m:sty m:val="p"/>
-              </m:rPr>
-              <m:t>H</m:t>
-            </m:r>
-          </m:sub>
-        </m:sSub>
+          <m:sup>
+            <m:r>
+              <m:t>1</m:t>
+            </m:r>
+          </m:sup>
+        </m:sSup>
       </m:oMath>
       <w:r>
-        <w:t xml:space="preserve"> </w:t>
-      </w:r>
-      <w:r>
-        <w:t xml:space="preserve">0.02–0.04 and</w:t>
-      </w:r>
-      <w:r>
-        <w:t xml:space="preserve"> </w:t>
+        <w:t xml:space="preserve">H-</w:t>
       </w:r>
       <m:oMath>
-        <m:sSub>
+        <m:sSup>
           <m:e>
             <m:r>
-              <m:t>σ</m:t>
+              <m:t>​</m:t>
             </m:r>
           </m:e>
-          <m:sub>
-            <m:sSup>
-              <m:e>
-                <m:r>
-                  <m:t>​</m:t>
-                </m:r>
-              </m:e>
-              <m:sup>
-                <m:r>
-                  <m:t>15</m:t>
-                </m:r>
-              </m:sup>
-            </m:sSup>
-            <m:r>
-              <m:rPr>
-                <m:sty m:val="p"/>
-              </m:rPr>
-              <m:t>N</m:t>
-            </m:r>
-          </m:sub>
-        </m:sSub>
+          <m:sup>
+            <m:r>
+              <m:t>13</m:t>
+            </m:r>
+          </m:sup>
+        </m:sSup>
       </m:oMath>
       <w:r>
-        <w:t xml:space="preserve"> </w:t>
-      </w:r>
-      <w:r>
-        <w:t xml:space="preserve">0.20–0.40 ppm)</w:t>
-      </w:r>
-      <w:r>
-        <w:t xml:space="preserve"> </w:t>
-      </w:r>
-      <w:r>
-        <w:t xml:space="preserve">and still wins (0.36) when coarsened to the bin method’s own resolution.</w:t>
-      </w:r>
-    </w:p>
-    <w:p>
-      <w:pPr>
-        <w:pStyle w:val="BodyText"/>
-      </w:pPr>
-      <w:r>
-        <w:t xml:space="preserve">The two knobs are the per-axis blur widths, both physical: the NMR linewidth sets the floor</w:t>
-      </w:r>
-      <w:r>
-        <w:t xml:space="preserve"> </w:t>
-      </w:r>
-      <w:r>
-        <w:t xml:space="preserve">and the expected chemical shift perturbation sets how much drift is tolerated; widening</w:t>
-      </w:r>
-      <w:r>
-        <w:t xml:space="preserve"> </w:t>
-      </w:r>
-      <m:oMath>
-        <m:sSub>
-          <m:e>
-            <m:r>
-              <m:t>σ</m:t>
-            </m:r>
-          </m:e>
-          <m:sub>
-            <m:sSup>
-              <m:e>
-                <m:r>
-                  <m:t>​</m:t>
-                </m:r>
-              </m:e>
-              <m:sup>
-                <m:r>
-                  <m:t>15</m:t>
-                </m:r>
-              </m:sup>
-            </m:sSup>
-            <m:r>
-              <m:rPr>
-                <m:sty m:val="p"/>
-              </m:rPr>
-              <m:t>N</m:t>
-            </m:r>
-          </m:sub>
-        </m:sSub>
-      </m:oMath>
-      <w:r>
-        <w:t xml:space="preserve"> </w:t>
-      </w:r>
-      <w:r>
-        <w:t xml:space="preserve">trades separation for robustness when strong binding-site shifts are</w:t>
-      </w:r>
-      <w:r>
-        <w:t xml:space="preserve"> </w:t>
-      </w:r>
-      <w:r>
-        <w:t xml:space="preserve">anticipated. LCC measures position-and-intensity coincidence rather than protein identity, so a</w:t>
-      </w:r>
-      <w:r>
-        <w:t xml:space="preserve"> </w:t>
-      </w:r>
-      <w:r>
-        <w:t xml:space="preserve">homologue sharing the amide envelope will score intermediate — correct behaviour for a</w:t>
-      </w:r>
-      <w:r>
-        <w:t xml:space="preserve"> </w:t>
-      </w:r>
-      <w:r>
-        <w:t xml:space="preserve">similarity but a caveat for classification. LCC is intended for dense protein fingerprints and</w:t>
-      </w:r>
-      <w:r>
-        <w:t xml:space="preserve"> </w:t>
-      </w:r>
-      <w:r>
-        <w:t xml:space="preserve">titration tracking; the tree and nearest-neighbour methods remain preferable for sparse</w:t>
-      </w:r>
-      <w:r>
-        <w:t xml:space="preserve"> </w:t>
-      </w:r>
-      <w:r>
-        <w:t xml:space="preserve">small-molecule spectra where shift insensitivity is the goal.</w:t>
-      </w:r>
-    </w:p>
-    <w:p>
-      <w:pPr>
-        <w:pStyle w:val="BodyText"/>
-      </w:pPr>
-      <w:r>
-        <w:t xml:space="preserve">Table 1 is regenerated by</w:t>
-      </w:r>
-      <w:r>
-        <w:t xml:space="preserve"> </w:t>
-      </w:r>
-      <w:r>
-        <w:rPr>
-          <w:rStyle w:val="VerbatimChar"/>
-        </w:rPr>
-        <w:t xml:space="preserve">bench.py --prl3 &lt;dir&gt; --oaa &lt;dir&gt; --json</w:t>
-      </w:r>
-      <w:r>
-        <w:t xml:space="preserve"> </w:t>
-      </w:r>
-      <w:r>
-        <w:t xml:space="preserve">(Python 3.11, NumPy</w:t>
-      </w:r>
-      <w:r>
-        <w:t xml:space="preserve"> </w:t>
-      </w:r>
-      <w:r>
-        <w:t xml:space="preserve">2.4.6); the full per-comparison scores and Fig. 1 are committed under</w:t>
-      </w:r>
-      <w:r>
-        <w:t xml:space="preserve"> </w:t>
-      </w:r>
-      <w:r>
-        <w:rPr>
-          <w:rStyle w:val="VerbatimChar"/>
-        </w:rPr>
-        <w:t xml:space="preserve">results/</w:t>
-      </w:r>
-      <w:r>
-        <w:t xml:space="preserve">.</w:t>
+        <w:t xml:space="preserve">C</w:t>
+      </w:r>
+      <w:r>
+        <w:t xml:space="preserve"> </w:t>
+      </w:r>
+      <w:r>
+        <w:t xml:space="preserve">spectra are rendered from peak lists inside one common window, so the</w:t>
+      </w:r>
+      <w:r>
+        <w:t xml:space="preserve"> </w:t>
+      </w:r>
+      <w:r>
+        <w:rPr>
+          <w:i/>
+          <w:iCs/>
+        </w:rPr>
+        <w:t xml:space="preserve">ranking</w:t>
+      </w:r>
+      <w:r>
+        <w:t xml:space="preserve">, not the exact</w:t>
+      </w:r>
+      <w:r>
+        <w:t xml:space="preserve"> </w:t>
+      </w:r>
+      <w:r>
+        <w:t xml:space="preserve">values, is the result.</w:t>
       </w:r>
     </w:p>
     <w:p>
@@ -2394,14 +2395,14 @@
       <w:r>
         <w:drawing>
           <wp:inline>
-            <wp:extent cx="5334000" cy="2051538"/>
+            <wp:extent cx="5334000" cy="2963333"/>
             <wp:effectExtent b="0" l="0" r="0" t="0"/>
-            <wp:docPr descr="Figure 1. Per-comparison LCC similarity of the reference PRL3 ^1H-^{15}N HSQC spectrum. Left: similarity along the six-point ligand titration of the same protein (green, should score high, 0.89–0.97) and to a different protein (OAA, red, 0.18), for all five methods; LCC (purple) is the only measure that keeps the titration high while dropping the different protein far below it. Right: the resulting separation (mean same − different) per method." title="" id="13" name="Picture"/>
+            <wp:docPr descr="Figure 1. Same/different separation (mean same-class − mean different-class similarity) for all five methods on the two benchmarks: dense protein ^1H-^{15}N (blue) and sparse small-molecule ^1H-^{13}C (orange). LCC is the only method with a large separation in both regimes; the tree and nearest-neighbour methods saturate in both." title="" id="13" name="Picture"/>
             <a:graphic>
               <a:graphicData uri="http://schemas.openxmlformats.org/drawingml/2006/picture">
                 <pic:pic>
                   <pic:nvPicPr>
-                    <pic:cNvPr descr="../results/lcc_comparison.png" id="14" name="Picture"/>
+                    <pic:cNvPr descr="../results/comparison_all.png" id="14" name="Picture"/>
                     <pic:cNvPicPr>
                       <a:picLocks noChangeArrowheads="1" noChangeAspect="1"/>
                     </pic:cNvPicPr>
@@ -2415,7 +2416,7 @@
                   <pic:spPr bwMode="auto">
                     <a:xfrm>
                       <a:off x="0" y="0"/>
-                      <a:ext cx="5334000" cy="2051538"/>
+                      <a:ext cx="5334000" cy="2963333"/>
                     </a:xfrm>
                     <a:prstGeom prst="rect">
                       <a:avLst/>
@@ -2449,7 +2450,13 @@
         <w:t xml:space="preserve"> </w:t>
       </w:r>
       <w:r>
-        <w:t xml:space="preserve">Per-comparison LCC similarity of the reference PRL3</w:t>
+        <w:t xml:space="preserve">Same/different separation (mean same-class − mean different-class similarity) for</w:t>
+      </w:r>
+      <w:r>
+        <w:t xml:space="preserve"> </w:t>
+      </w:r>
+      <w:r>
+        <w:t xml:space="preserve">all five methods on the two benchmarks: dense protein</w:t>
       </w:r>
       <w:r>
         <w:t xml:space="preserve"> </w:t>
@@ -2486,37 +2493,56 @@
         </m:sSup>
       </m:oMath>
       <w:r>
-        <w:t xml:space="preserve">N HSQC</w:t>
-      </w:r>
-      <w:r>
-        <w:t xml:space="preserve"> </w:t>
-      </w:r>
-      <w:r>
-        <w:t xml:space="preserve">spectrum. Left: similarity along the six-point ligand titration of the same protein (green,</w:t>
-      </w:r>
-      <w:r>
-        <w:t xml:space="preserve"> </w:t>
-      </w:r>
-      <w:r>
-        <w:t xml:space="preserve">should score high, 0.89–0.97) and to a different protein (OAA, red, 0.18), for all five</w:t>
-      </w:r>
-      <w:r>
-        <w:t xml:space="preserve"> </w:t>
-      </w:r>
-      <w:r>
-        <w:t xml:space="preserve">methods; LCC (purple) is the only measure that keeps the titration high while dropping the</w:t>
-      </w:r>
-      <w:r>
-        <w:t xml:space="preserve"> </w:t>
-      </w:r>
-      <w:r>
-        <w:t xml:space="preserve">different protein far below it. Right: the resulting separation (mean same − different) per</w:t>
-      </w:r>
-      <w:r>
-        <w:t xml:space="preserve"> </w:t>
-      </w:r>
-      <w:r>
-        <w:t xml:space="preserve">method.</w:t>
+        <w:t xml:space="preserve">N (blue) and sparse</w:t>
+      </w:r>
+      <w:r>
+        <w:t xml:space="preserve"> </w:t>
+      </w:r>
+      <w:r>
+        <w:t xml:space="preserve">small-molecule</w:t>
+      </w:r>
+      <w:r>
+        <w:t xml:space="preserve"> </w:t>
+      </w:r>
+      <m:oMath>
+        <m:sSup>
+          <m:e>
+            <m:r>
+              <m:t>​</m:t>
+            </m:r>
+          </m:e>
+          <m:sup>
+            <m:r>
+              <m:t>1</m:t>
+            </m:r>
+          </m:sup>
+        </m:sSup>
+      </m:oMath>
+      <w:r>
+        <w:t xml:space="preserve">H-</w:t>
+      </w:r>
+      <m:oMath>
+        <m:sSup>
+          <m:e>
+            <m:r>
+              <m:t>​</m:t>
+            </m:r>
+          </m:e>
+          <m:sup>
+            <m:r>
+              <m:t>13</m:t>
+            </m:r>
+          </m:sup>
+        </m:sSup>
+      </m:oMath>
+      <w:r>
+        <w:t xml:space="preserve">C (orange). LCC is the only method with a large separation in both</w:t>
+      </w:r>
+      <w:r>
+        <w:t xml:space="preserve"> </w:t>
+      </w:r>
+      <w:r>
+        <w:t xml:space="preserve">regimes; the tree and nearest-neighbour methods saturate in both.</w:t>
       </w:r>
     </w:p>
     <w:bookmarkEnd w:id="15"/>
@@ -2534,13 +2560,93 @@
         <w:pStyle w:val="FirstParagraph"/>
       </w:pPr>
       <w:r>
-        <w:t xml:space="preserve">The processed PRL3 and OAA Bruker spectra used for the benchmark are available from the author</w:t>
-      </w:r>
-      <w:r>
-        <w:t xml:space="preserve"> </w:t>
-      </w:r>
-      <w:r>
-        <w:t xml:space="preserve">on reasonable request. The benchmark harness accepts their locations via</w:t>
+        <w:t xml:space="preserve">The dense</w:t>
+      </w:r>
+      <w:r>
+        <w:t xml:space="preserve"> </w:t>
+      </w:r>
+      <m:oMath>
+        <m:sSup>
+          <m:e>
+            <m:r>
+              <m:t>​</m:t>
+            </m:r>
+          </m:e>
+          <m:sup>
+            <m:r>
+              <m:t>1</m:t>
+            </m:r>
+          </m:sup>
+        </m:sSup>
+      </m:oMath>
+      <w:r>
+        <w:t xml:space="preserve">H-</w:t>
+      </w:r>
+      <m:oMath>
+        <m:sSup>
+          <m:e>
+            <m:r>
+              <m:t>​</m:t>
+            </m:r>
+          </m:e>
+          <m:sup>
+            <m:r>
+              <m:t>15</m:t>
+            </m:r>
+          </m:sup>
+        </m:sSup>
+      </m:oMath>
+      <w:r>
+        <w:t xml:space="preserve">N benchmark uses PRL3 and OAA Bruker spectra available from the author on</w:t>
+      </w:r>
+      <w:r>
+        <w:t xml:space="preserve"> </w:t>
+      </w:r>
+      <w:r>
+        <w:t xml:space="preserve">reasonable request. The sparse</w:t>
+      </w:r>
+      <w:r>
+        <w:t xml:space="preserve"> </w:t>
+      </w:r>
+      <m:oMath>
+        <m:sSup>
+          <m:e>
+            <m:r>
+              <m:t>​</m:t>
+            </m:r>
+          </m:e>
+          <m:sup>
+            <m:r>
+              <m:t>1</m:t>
+            </m:r>
+          </m:sup>
+        </m:sSup>
+      </m:oMath>
+      <w:r>
+        <w:t xml:space="preserve">H-</w:t>
+      </w:r>
+      <m:oMath>
+        <m:sSup>
+          <m:e>
+            <m:r>
+              <m:t>​</m:t>
+            </m:r>
+          </m:e>
+          <m:sup>
+            <m:r>
+              <m:t>13</m:t>
+            </m:r>
+          </m:sup>
+        </m:sSup>
+      </m:oMath>
+      <w:r>
+        <w:t xml:space="preserve">C benchmark uses public HSQC peak lists from the</w:t>
+      </w:r>
+      <w:r>
+        <w:t xml:space="preserve"> </w:t>
+      </w:r>
+      <w:r>
+        <w:t xml:space="preserve">simpleNMR example set (https://github.com/EricHughesABC/simpleNMR), downloaded automatically by</w:t>
       </w:r>
       <w:r>
         <w:t xml:space="preserve"> </w:t>
@@ -2549,19 +2655,37 @@
         <w:rPr>
           <w:rStyle w:val="VerbatimChar"/>
         </w:rPr>
-        <w:t xml:space="preserve">--prl3</w:t>
-      </w:r>
-      <w:r>
-        <w:t xml:space="preserve">/</w:t>
+        <w:t xml:space="preserve">bench_13c.py</w:t>
+      </w:r>
+      <w:r>
+        <w:t xml:space="preserve">. Both harnesses (</w:t>
       </w:r>
       <w:r>
         <w:rPr>
           <w:rStyle w:val="VerbatimChar"/>
         </w:rPr>
-        <w:t xml:space="preserve">--oaa</w:t>
-      </w:r>
-      <w:r>
-        <w:t xml:space="preserve">.</w:t>
+        <w:t xml:space="preserve">bench.py</w:t>
+      </w:r>
+      <w:r>
+        <w:t xml:space="preserve">,</w:t>
+      </w:r>
+      <w:r>
+        <w:t xml:space="preserve"> </w:t>
+      </w:r>
+      <w:r>
+        <w:rPr>
+          <w:rStyle w:val="VerbatimChar"/>
+        </w:rPr>
+        <w:t xml:space="preserve">bench_13c.py</w:t>
+      </w:r>
+      <w:r>
+        <w:t xml:space="preserve">) and the tabulated scores are in the</w:t>
+      </w:r>
+      <w:r>
+        <w:t xml:space="preserve"> </w:t>
+      </w:r>
+      <w:r>
+        <w:t xml:space="preserve">repository.</w:t>
       </w:r>
     </w:p>
     <w:bookmarkEnd w:id="16"/>

--- a/doc/LCC_application_note.docx
+++ b/doc/LCC_application_note.docx
@@ -463,13 +463,26 @@
         <w:t xml:space="preserve">et al.</w:t>
       </w:r>
       <w:r>
-        <w:t xml:space="preserve">, 2008; Williamson, 2013),</w:t>
-      </w:r>
-      <w:r>
-        <w:t xml:space="preserve"> </w:t>
-      </w:r>
-      <w:r>
-        <w:t xml:space="preserve">or matching a small-molecule</w:t>
+        <w:t xml:space="preserve">, 2008; Erlanson</w:t>
+      </w:r>
+      <w:r>
+        <w:t xml:space="preserve"> </w:t>
+      </w:r>
+      <w:r>
+        <w:rPr>
+          <w:i/>
+          <w:iCs/>
+        </w:rPr>
+        <w:t xml:space="preserve">et al.</w:t>
+      </w:r>
+      <w:r>
+        <w:t xml:space="preserve">,</w:t>
+      </w:r>
+      <w:r>
+        <w:t xml:space="preserve"> </w:t>
+      </w:r>
+      <w:r>
+        <w:t xml:space="preserve">2016; Williamson, 2013), or matching a small-molecule</w:t>
       </w:r>
       <w:r>
         <w:t xml:space="preserve"> </w:t>
@@ -506,7 +519,13 @@
         </m:sSup>
       </m:oMath>
       <w:r>
-        <w:t xml:space="preserve">C spectrum against a library (Ulrich</w:t>
+        <w:t xml:space="preserve">C spectrum against a</w:t>
+      </w:r>
+      <w:r>
+        <w:t xml:space="preserve"> </w:t>
+      </w:r>
+      <w:r>
+        <w:t xml:space="preserve">database — a comparison central to 2D-NMR metabolomics and natural-product work (Robinette</w:t>
       </w:r>
       <w:r>
         <w:t xml:space="preserve"> </w:t>
@@ -519,13 +538,13 @@
         <w:t xml:space="preserve">et al.</w:t>
       </w:r>
       <w:r>
-        <w:t xml:space="preserve">, 2008).</w:t>
-      </w:r>
-      <w:r>
-        <w:t xml:space="preserve"> </w:t>
-      </w:r>
-      <w:r>
-        <w:t xml:space="preserve">Three families of measure are in use. The bin method of Bodis</w:t>
+        <w:t xml:space="preserve">, 2012; Bingol and Brüschweiler, 2014; Worley and Powers, 2013), where spectra are also</w:t>
+      </w:r>
+      <w:r>
+        <w:t xml:space="preserve"> </w:t>
+      </w:r>
+      <w:r>
+        <w:t xml:space="preserve">matched against community libraries (Ulrich</w:t>
       </w:r>
       <w:r>
         <w:t xml:space="preserve"> </w:t>
@@ -538,16 +557,36 @@
         <w:t xml:space="preserve">et al.</w:t>
       </w:r>
       <w:r>
-        <w:t xml:space="preserve"> </w:t>
-      </w:r>
-      <w:r>
-        <w:t xml:space="preserve">integrates each spectrum</w:t>
-      </w:r>
-      <w:r>
-        <w:t xml:space="preserve"> </w:t>
-      </w:r>
-      <w:r>
-        <w:t xml:space="preserve">over an</w:t>
+        <w:t xml:space="preserve">, 2008; Steinbeck and Kuhn, 2004; Wishart</w:t>
+      </w:r>
+      <w:r>
+        <w:t xml:space="preserve"> </w:t>
+      </w:r>
+      <w:r>
+        <w:rPr>
+          <w:i/>
+          <w:iCs/>
+        </w:rPr>
+        <w:t xml:space="preserve">et al.</w:t>
+      </w:r>
+      <w:r>
+        <w:t xml:space="preserve">, 2022). Three families of measure are in use. The bin method of Bodis</w:t>
+      </w:r>
+      <w:r>
+        <w:t xml:space="preserve"> </w:t>
+      </w:r>
+      <w:r>
+        <w:rPr>
+          <w:i/>
+          <w:iCs/>
+        </w:rPr>
+        <w:t xml:space="preserve">et al.</w:t>
+      </w:r>
+      <w:r>
+        <w:t xml:space="preserve"> </w:t>
+      </w:r>
+      <w:r>
+        <w:t xml:space="preserve">integrates each spectrum over an</w:t>
       </w:r>
       <w:r>
         <w:t xml:space="preserve"> </w:t>
@@ -570,13 +609,13 @@
         <w:t xml:space="preserve"> </w:t>
       </w:r>
       <w:r>
-        <w:t xml:space="preserve">grid at a range of resolutions and reports a weighted Jaccard (Ružička)</w:t>
-      </w:r>
-      <w:r>
-        <w:t xml:space="preserve"> </w:t>
-      </w:r>
-      <w:r>
-        <w:t xml:space="preserve">index (Bodis</w:t>
+        <w:t xml:space="preserve">grid at a range of resolutions and reports a</w:t>
+      </w:r>
+      <w:r>
+        <w:t xml:space="preserve"> </w:t>
+      </w:r>
+      <w:r>
+        <w:t xml:space="preserve">weighted Jaccard (Ružička) index (Bodis</w:t>
       </w:r>
       <w:r>
         <w:t xml:space="preserve"> </w:t>
@@ -589,7 +628,45 @@
         <w:t xml:space="preserve">et al.</w:t>
       </w:r>
       <w:r>
-        <w:t xml:space="preserve">, 2007, 2009). The tree method of Castillo</w:t>
+        <w:t xml:space="preserve">, 2007, 2009), in the lineage of the binning and</w:t>
+      </w:r>
+      <w:r>
+        <w:t xml:space="preserve"> </w:t>
+      </w:r>
+      <w:r>
+        <w:t xml:space="preserve">normalization schemes used across NMR metabonomics (Craig</w:t>
+      </w:r>
+      <w:r>
+        <w:t xml:space="preserve"> </w:t>
+      </w:r>
+      <w:r>
+        <w:rPr>
+          <w:i/>
+          <w:iCs/>
+        </w:rPr>
+        <w:t xml:space="preserve">et al.</w:t>
+      </w:r>
+      <w:r>
+        <w:t xml:space="preserve">, 2006; Dieterle</w:t>
+      </w:r>
+      <w:r>
+        <w:t xml:space="preserve"> </w:t>
+      </w:r>
+      <w:r>
+        <w:rPr>
+          <w:i/>
+          <w:iCs/>
+        </w:rPr>
+        <w:t xml:space="preserve">et al.</w:t>
+      </w:r>
+      <w:r>
+        <w:t xml:space="preserve">,</w:t>
+      </w:r>
+      <w:r>
+        <w:t xml:space="preserve"> </w:t>
+      </w:r>
+      <w:r>
+        <w:t xml:space="preserve">2006). The tree method of Castillo</w:t>
       </w:r>
       <w:r>
         <w:t xml:space="preserve"> </w:t>
@@ -812,13 +889,13 @@
         <w:t xml:space="preserve">et al.</w:t>
       </w:r>
       <w:r>
-        <w:t xml:space="preserve">, 2016 — or peak lists) compared inside a common window, it proceeds</w:t>
-      </w:r>
-      <w:r>
-        <w:t xml:space="preserve"> </w:t>
-      </w:r>
-      <w:r>
-        <w:t xml:space="preserve">in three steps.</w:t>
+        <w:t xml:space="preserve">, 2016; Ludwig and Günther, 2011 — or peak lists) compared inside a</w:t>
+      </w:r>
+      <w:r>
+        <w:t xml:space="preserve"> </w:t>
+      </w:r>
+      <w:r>
+        <w:t xml:space="preserve">common window, it proceeds in three steps.</w:t>
       </w:r>
     </w:p>
     <w:p>
@@ -1206,37 +1283,84 @@
         </m:r>
       </m:oMath>
       <w:r>
-        <w:t xml:space="preserve">.</w:t>
-      </w:r>
-      <w:r>
-        <w:t xml:space="preserve"> </w:t>
-      </w:r>
-      <w:r>
-        <w:t xml:space="preserve">Mean-centring is the discriminating step: a cell where one spectrum has a peak and the other is</w:t>
-      </w:r>
-      <w:r>
-        <w:t xml:space="preserve"> </w:t>
-      </w:r>
-      <w:r>
-        <w:t xml:space="preserve">empty contributes a negative product and lowers the score, so intensity that is not co-located is</w:t>
-      </w:r>
-      <w:r>
-        <w:t xml:space="preserve"> </w:t>
-      </w:r>
-      <w:r>
-        <w:t xml:space="preserve">actively penalized rather than, as in the nearest-neighbour distance, ignored. No shift search is</w:t>
-      </w:r>
-      <w:r>
-        <w:t xml:space="preserve"> </w:t>
-      </w:r>
-      <w:r>
-        <w:t xml:space="preserve">performed — aligning the images would let a different spectrum slide into registration and</w:t>
-      </w:r>
-      <w:r>
-        <w:t xml:space="preserve"> </w:t>
-      </w:r>
-      <w:r>
-        <w:t xml:space="preserve">re-saturate, the failure mode of the tree and nearest-neighbour methods.</w:t>
+        <w:t xml:space="preserve"> </w:t>
+      </w:r>
+      <w:r>
+        <w:t xml:space="preserve">— the</w:t>
+      </w:r>
+      <w:r>
+        <w:t xml:space="preserve"> </w:t>
+      </w:r>
+      <w:r>
+        <w:t xml:space="preserve">spectral-imaging analogue of the cosine/contrast-angle similarity long used in mass-spectral</w:t>
+      </w:r>
+      <w:r>
+        <w:t xml:space="preserve"> </w:t>
+      </w:r>
+      <w:r>
+        <w:t xml:space="preserve">library search (Stein and Scott, 1994; Wan</w:t>
+      </w:r>
+      <w:r>
+        <w:t xml:space="preserve"> </w:t>
+      </w:r>
+      <w:r>
+        <w:rPr>
+          <w:i/>
+          <w:iCs/>
+        </w:rPr>
+        <w:t xml:space="preserve">et al.</w:t>
+      </w:r>
+      <w:r>
+        <w:t xml:space="preserve">, 2002). Mean-centring is the discriminating</w:t>
+      </w:r>
+      <w:r>
+        <w:t xml:space="preserve"> </w:t>
+      </w:r>
+      <w:r>
+        <w:t xml:space="preserve">step: a cell where one spectrum has a peak and the other is empty contributes a negative product</w:t>
+      </w:r>
+      <w:r>
+        <w:t xml:space="preserve"> </w:t>
+      </w:r>
+      <w:r>
+        <w:t xml:space="preserve">and lowers the score, so intensity that is not co-located is actively penalized rather than, as in</w:t>
+      </w:r>
+      <w:r>
+        <w:t xml:space="preserve"> </w:t>
+      </w:r>
+      <w:r>
+        <w:t xml:space="preserve">the nearest-neighbour distance, ignored. No shift search is performed — aligning the images (as in</w:t>
+      </w:r>
+      <w:r>
+        <w:t xml:space="preserve"> </w:t>
+      </w:r>
+      <w:r>
+        <w:t xml:space="preserve">NMR peak-alignment tools such as icoshift; Savorani</w:t>
+      </w:r>
+      <w:r>
+        <w:t xml:space="preserve"> </w:t>
+      </w:r>
+      <w:r>
+        <w:rPr>
+          <w:i/>
+          <w:iCs/>
+        </w:rPr>
+        <w:t xml:space="preserve">et al.</w:t>
+      </w:r>
+      <w:r>
+        <w:t xml:space="preserve">, 2010) would let a different spectrum</w:t>
+      </w:r>
+      <w:r>
+        <w:t xml:space="preserve"> </w:t>
+      </w:r>
+      <w:r>
+        <w:t xml:space="preserve">slide into registration and re-saturate, the failure mode of the tree and nearest-neighbour</w:t>
+      </w:r>
+      <w:r>
+        <w:t xml:space="preserve"> </w:t>
+      </w:r>
+      <w:r>
+        <w:t xml:space="preserve">methods.</w:t>
       </w:r>
     </w:p>
     <w:p>
@@ -2646,7 +2770,13 @@
         <w:t xml:space="preserve"> </w:t>
       </w:r>
       <w:r>
-        <w:t xml:space="preserve">simpleNMR example set (https://github.com/EricHughesABC/simpleNMR), downloaded automatically by</w:t>
+        <w:t xml:space="preserve">simpleNMR example set (Hughes and Kenwright, 2024;</w:t>
+      </w:r>
+      <w:r>
+        <w:t xml:space="preserve"> </w:t>
+      </w:r>
+      <w:r>
+        <w:t xml:space="preserve">https://github.com/EricHughesABC/simpleNMR), downloaded automatically by</w:t>
       </w:r>
       <w:r>
         <w:t xml:space="preserve"> </w:t>
@@ -2739,33 +2869,17 @@
         <w:pStyle w:val="FirstParagraph"/>
       </w:pPr>
       <w:r>
-        <w:t xml:space="preserve">Bodis,L.</w:t>
-      </w:r>
-      <w:r>
-        <w:t xml:space="preserve"> </w:t>
-      </w:r>
-      <w:r>
-        <w:rPr>
-          <w:i/>
-          <w:iCs/>
-        </w:rPr>
-        <w:t xml:space="preserve">et al.</w:t>
-      </w:r>
-      <w:r>
-        <w:t xml:space="preserve"> </w:t>
-      </w:r>
-      <w:r>
-        <w:t xml:space="preserve">(2007) A novel spectra similarity measure.</w:t>
-      </w:r>
-      <w:r>
-        <w:t xml:space="preserve"> </w:t>
-      </w:r>
-      <w:r>
-        <w:rPr>
-          <w:i/>
-          <w:iCs/>
-        </w:rPr>
-        <w:t xml:space="preserve">Chemometr. Intell. Lab. Syst.</w:t>
+        <w:t xml:space="preserve">Bingol,K. and Brüschweiler,R. (2014) Multidimensional approaches to NMR-based metabolomics.</w:t>
+      </w:r>
+      <w:r>
+        <w:t xml:space="preserve"> </w:t>
+      </w:r>
+      <w:r>
+        <w:rPr>
+          <w:i/>
+          <w:iCs/>
+        </w:rPr>
+        <w:t xml:space="preserve">Anal. Chem.</w:t>
       </w:r>
       <w:r>
         <w:t xml:space="preserve">,</w:t>
@@ -2778,10 +2892,10 @@
           <w:b/>
           <w:bCs/>
         </w:rPr>
-        <w:t xml:space="preserve">85</w:t>
-      </w:r>
-      <w:r>
-        <w:t xml:space="preserve">, 1–8.</w:t>
+        <w:t xml:space="preserve">86</w:t>
+      </w:r>
+      <w:r>
+        <w:t xml:space="preserve">, 47–57.</w:t>
       </w:r>
     </w:p>
     <w:p>
@@ -2805,23 +2919,17 @@
         <w:t xml:space="preserve"> </w:t>
       </w:r>
       <w:r>
-        <w:t xml:space="preserve">(2009) Automatic compatibility tests of HSQC NMR spectra with proposed</w:t>
-      </w:r>
-      <w:r>
-        <w:t xml:space="preserve"> </w:t>
-      </w:r>
-      <w:r>
-        <w:t xml:space="preserve">structures of chemical compounds.</w:t>
-      </w:r>
-      <w:r>
-        <w:t xml:space="preserve"> </w:t>
-      </w:r>
-      <w:r>
-        <w:rPr>
-          <w:i/>
-          <w:iCs/>
-        </w:rPr>
-        <w:t xml:space="preserve">Talanta</w:t>
+        <w:t xml:space="preserve">(2007) A novel spectra similarity measure.</w:t>
+      </w:r>
+      <w:r>
+        <w:t xml:space="preserve"> </w:t>
+      </w:r>
+      <w:r>
+        <w:rPr>
+          <w:i/>
+          <w:iCs/>
+        </w:rPr>
+        <w:t xml:space="preserve">Chemometr. Intell. Lab. Syst.</w:t>
       </w:r>
       <w:r>
         <w:t xml:space="preserve">,</w:t>
@@ -2834,10 +2942,10 @@
           <w:b/>
           <w:bCs/>
         </w:rPr>
-        <w:t xml:space="preserve">79</w:t>
-      </w:r>
-      <w:r>
-        <w:t xml:space="preserve">, 1379–1386.</w:t>
+        <w:t xml:space="preserve">85</w:t>
+      </w:r>
+      <w:r>
+        <w:t xml:space="preserve">, 1–8.</w:t>
       </w:r>
     </w:p>
     <w:p>
@@ -2845,7 +2953,7 @@
         <w:pStyle w:val="BodyText"/>
       </w:pPr>
       <w:r>
-        <w:t xml:space="preserve">Castillo,A.M.</w:t>
+        <w:t xml:space="preserve">Bodis,L.</w:t>
       </w:r>
       <w:r>
         <w:t xml:space="preserve"> </w:t>
@@ -2861,23 +2969,23 @@
         <w:t xml:space="preserve"> </w:t>
       </w:r>
       <w:r>
-        <w:t xml:space="preserve">(2013) Fast and shift-insensitive similarity comparisons of NMR using a</w:t>
-      </w:r>
-      <w:r>
-        <w:t xml:space="preserve"> </w:t>
-      </w:r>
-      <w:r>
-        <w:t xml:space="preserve">tree-representation of spectra.</w:t>
-      </w:r>
-      <w:r>
-        <w:t xml:space="preserve"> </w:t>
-      </w:r>
-      <w:r>
-        <w:rPr>
-          <w:i/>
-          <w:iCs/>
-        </w:rPr>
-        <w:t xml:space="preserve">Chemometr. Intell. Lab. Syst.</w:t>
+        <w:t xml:space="preserve">(2009) Automatic compatibility tests of HSQC NMR spectra with proposed</w:t>
+      </w:r>
+      <w:r>
+        <w:t xml:space="preserve"> </w:t>
+      </w:r>
+      <w:r>
+        <w:t xml:space="preserve">structures of chemical compounds.</w:t>
+      </w:r>
+      <w:r>
+        <w:t xml:space="preserve"> </w:t>
+      </w:r>
+      <w:r>
+        <w:rPr>
+          <w:i/>
+          <w:iCs/>
+        </w:rPr>
+        <w:t xml:space="preserve">Talanta</w:t>
       </w:r>
       <w:r>
         <w:t xml:space="preserve">,</w:t>
@@ -2890,10 +2998,10 @@
           <w:b/>
           <w:bCs/>
         </w:rPr>
-        <w:t xml:space="preserve">127</w:t>
-      </w:r>
-      <w:r>
-        <w:t xml:space="preserve">, 1–6.</w:t>
+        <w:t xml:space="preserve">79</w:t>
+      </w:r>
+      <w:r>
+        <w:t xml:space="preserve">, 1379–1386.</w:t>
       </w:r>
     </w:p>
     <w:p>
@@ -2901,7 +3009,7 @@
         <w:pStyle w:val="BodyText"/>
       </w:pPr>
       <w:r>
-        <w:t xml:space="preserve">Delaglio,F.</w:t>
+        <w:t xml:space="preserve">Castillo,A.M.</w:t>
       </w:r>
       <w:r>
         <w:t xml:space="preserve"> </w:t>
@@ -2917,23 +3025,23 @@
         <w:t xml:space="preserve"> </w:t>
       </w:r>
       <w:r>
-        <w:t xml:space="preserve">(1995) NMRPipe: a multidimensional spectral processing system based on</w:t>
-      </w:r>
-      <w:r>
-        <w:t xml:space="preserve"> </w:t>
-      </w:r>
-      <w:r>
-        <w:t xml:space="preserve">UNIX pipes.</w:t>
-      </w:r>
-      <w:r>
-        <w:t xml:space="preserve"> </w:t>
-      </w:r>
-      <w:r>
-        <w:rPr>
-          <w:i/>
-          <w:iCs/>
-        </w:rPr>
-        <w:t xml:space="preserve">J. Biomol. NMR</w:t>
+        <w:t xml:space="preserve">(2013) Fast and shift-insensitive similarity comparisons of NMR using a</w:t>
+      </w:r>
+      <w:r>
+        <w:t xml:space="preserve"> </w:t>
+      </w:r>
+      <w:r>
+        <w:t xml:space="preserve">tree-representation of spectra.</w:t>
+      </w:r>
+      <w:r>
+        <w:t xml:space="preserve"> </w:t>
+      </w:r>
+      <w:r>
+        <w:rPr>
+          <w:i/>
+          <w:iCs/>
+        </w:rPr>
+        <w:t xml:space="preserve">Chemometr. Intell. Lab. Syst.</w:t>
       </w:r>
       <w:r>
         <w:t xml:space="preserve">,</w:t>
@@ -2946,10 +3054,10 @@
           <w:b/>
           <w:bCs/>
         </w:rPr>
-        <w:t xml:space="preserve">6</w:t>
-      </w:r>
-      <w:r>
-        <w:t xml:space="preserve">, 277–293.</w:t>
+        <w:t xml:space="preserve">127</w:t>
+      </w:r>
+      <w:r>
+        <w:t xml:space="preserve">, 1–6.</w:t>
       </w:r>
     </w:p>
     <w:p>
@@ -2957,7 +3065,7 @@
         <w:pStyle w:val="BodyText"/>
       </w:pPr>
       <w:r>
-        <w:t xml:space="preserve">Harris,C.R.</w:t>
+        <w:t xml:space="preserve">Craig,A.</w:t>
       </w:r>
       <w:r>
         <w:t xml:space="preserve"> </w:t>
@@ -2973,17 +3081,23 @@
         <w:t xml:space="preserve"> </w:t>
       </w:r>
       <w:r>
-        <w:t xml:space="preserve">(2020) Array programming with NumPy.</w:t>
-      </w:r>
-      <w:r>
-        <w:t xml:space="preserve"> </w:t>
-      </w:r>
-      <w:r>
-        <w:rPr>
-          <w:i/>
-          <w:iCs/>
-        </w:rPr>
-        <w:t xml:space="preserve">Nature</w:t>
+        <w:t xml:space="preserve">(2006) Scaling and normalization effects in NMR spectroscopic metabonomic</w:t>
+      </w:r>
+      <w:r>
+        <w:t xml:space="preserve"> </w:t>
+      </w:r>
+      <w:r>
+        <w:t xml:space="preserve">data sets.</w:t>
+      </w:r>
+      <w:r>
+        <w:t xml:space="preserve"> </w:t>
+      </w:r>
+      <w:r>
+        <w:rPr>
+          <w:i/>
+          <w:iCs/>
+        </w:rPr>
+        <w:t xml:space="preserve">Anal. Chem.</w:t>
       </w:r>
       <w:r>
         <w:t xml:space="preserve">,</w:t>
@@ -2996,10 +3110,10 @@
           <w:b/>
           <w:bCs/>
         </w:rPr>
-        <w:t xml:space="preserve">585</w:t>
-      </w:r>
-      <w:r>
-        <w:t xml:space="preserve">, 357–362.</w:t>
+        <w:t xml:space="preserve">78</w:t>
+      </w:r>
+      <w:r>
+        <w:t xml:space="preserve">, 2262–2267.</w:t>
       </w:r>
     </w:p>
     <w:p>
@@ -3007,13 +3121,29 @@
         <w:pStyle w:val="BodyText"/>
       </w:pPr>
       <w:r>
-        <w:t xml:space="preserve">Helmus,J.J. and Jaroniec,C.P. (2013) Nmrglue: an open source Python package for the analysis of</w:t>
-      </w:r>
-      <w:r>
-        <w:t xml:space="preserve"> </w:t>
-      </w:r>
-      <w:r>
-        <w:t xml:space="preserve">multidimensional NMR data.</w:t>
+        <w:t xml:space="preserve">Delaglio,F.</w:t>
+      </w:r>
+      <w:r>
+        <w:t xml:space="preserve"> </w:t>
+      </w:r>
+      <w:r>
+        <w:rPr>
+          <w:i/>
+          <w:iCs/>
+        </w:rPr>
+        <w:t xml:space="preserve">et al.</w:t>
+      </w:r>
+      <w:r>
+        <w:t xml:space="preserve"> </w:t>
+      </w:r>
+      <w:r>
+        <w:t xml:space="preserve">(1995) NMRPipe: a multidimensional spectral processing system based on</w:t>
+      </w:r>
+      <w:r>
+        <w:t xml:space="preserve"> </w:t>
+      </w:r>
+      <w:r>
+        <w:t xml:space="preserve">UNIX pipes.</w:t>
       </w:r>
       <w:r>
         <w:t xml:space="preserve"> </w:t>
@@ -3036,10 +3166,10 @@
           <w:b/>
           <w:bCs/>
         </w:rPr>
-        <w:t xml:space="preserve">55</w:t>
-      </w:r>
-      <w:r>
-        <w:t xml:space="preserve">, 355–367.</w:t>
+        <w:t xml:space="preserve">6</w:t>
+      </w:r>
+      <w:r>
+        <w:t xml:space="preserve">, 277–293.</w:t>
       </w:r>
     </w:p>
     <w:p>
@@ -3047,17 +3177,39 @@
         <w:pStyle w:val="BodyText"/>
       </w:pPr>
       <w:r>
-        <w:t xml:space="preserve">Hunter,J.D. (2007) Matplotlib: a 2D graphics environment.</w:t>
-      </w:r>
-      <w:r>
-        <w:t xml:space="preserve"> </w:t>
-      </w:r>
-      <w:r>
-        <w:rPr>
-          <w:i/>
-          <w:iCs/>
-        </w:rPr>
-        <w:t xml:space="preserve">Comput. Sci. Eng.</w:t>
+        <w:t xml:space="preserve">Dieterle,F.</w:t>
+      </w:r>
+      <w:r>
+        <w:t xml:space="preserve"> </w:t>
+      </w:r>
+      <w:r>
+        <w:rPr>
+          <w:i/>
+          <w:iCs/>
+        </w:rPr>
+        <w:t xml:space="preserve">et al.</w:t>
+      </w:r>
+      <w:r>
+        <w:t xml:space="preserve"> </w:t>
+      </w:r>
+      <w:r>
+        <w:t xml:space="preserve">(2006) Probabilistic quotient normalization as robust method to account for</w:t>
+      </w:r>
+      <w:r>
+        <w:t xml:space="preserve"> </w:t>
+      </w:r>
+      <w:r>
+        <w:t xml:space="preserve">dilution of complex biological mixtures. Application in 1H NMR metabonomics.</w:t>
+      </w:r>
+      <w:r>
+        <w:t xml:space="preserve"> </w:t>
+      </w:r>
+      <w:r>
+        <w:rPr>
+          <w:i/>
+          <w:iCs/>
+        </w:rPr>
+        <w:t xml:space="preserve">Anal. Chem.</w:t>
       </w:r>
       <w:r>
         <w:t xml:space="preserve">,</w:t>
@@ -3070,10 +3222,10 @@
           <w:b/>
           <w:bCs/>
         </w:rPr>
-        <w:t xml:space="preserve">9</w:t>
-      </w:r>
-      <w:r>
-        <w:t xml:space="preserve">, 90–95.</w:t>
+        <w:t xml:space="preserve">78</w:t>
+      </w:r>
+      <w:r>
+        <w:t xml:space="preserve">, 4281–4290.</w:t>
       </w:r>
     </w:p>
     <w:p>
@@ -3081,7 +3233,7 @@
         <w:pStyle w:val="BodyText"/>
       </w:pPr>
       <w:r>
-        <w:t xml:space="preserve">Pellecchia,M.</w:t>
+        <w:t xml:space="preserve">Erlanson,D.A.</w:t>
       </w:r>
       <w:r>
         <w:t xml:space="preserve"> </w:t>
@@ -3097,7 +3249,7 @@
         <w:t xml:space="preserve"> </w:t>
       </w:r>
       <w:r>
-        <w:t xml:space="preserve">(2008) Perspectives on NMR in drug discovery: a technique comes of age.</w:t>
+        <w:t xml:space="preserve">(2016) Twenty years on: the impact of fragments on drug discovery.</w:t>
       </w:r>
       <w:r>
         <w:t xml:space="preserve"> </w:t>
@@ -3120,10 +3272,10 @@
           <w:b/>
           <w:bCs/>
         </w:rPr>
-        <w:t xml:space="preserve">7</w:t>
-      </w:r>
-      <w:r>
-        <w:t xml:space="preserve">, 738–745.</w:t>
+        <w:t xml:space="preserve">15</w:t>
+      </w:r>
+      <w:r>
+        <w:t xml:space="preserve">, 605–619.</w:t>
       </w:r>
     </w:p>
     <w:p>
@@ -3131,7 +3283,7 @@
         <w:pStyle w:val="BodyText"/>
       </w:pPr>
       <w:r>
-        <w:t xml:space="preserve">Pierens,G.K.</w:t>
+        <w:t xml:space="preserve">Harris,C.R.</w:t>
       </w:r>
       <w:r>
         <w:t xml:space="preserve"> </w:t>
@@ -3147,23 +3299,17 @@
         <w:t xml:space="preserve"> </w:t>
       </w:r>
       <w:r>
-        <w:t xml:space="preserve">(2012) HSQC spectral based similarity matching of compounds using nearest</w:t>
-      </w:r>
-      <w:r>
-        <w:t xml:space="preserve"> </w:t>
-      </w:r>
-      <w:r>
-        <w:t xml:space="preserve">neighbours and a fast discrete genetic algorithm.</w:t>
-      </w:r>
-      <w:r>
-        <w:t xml:space="preserve"> </w:t>
-      </w:r>
-      <w:r>
-        <w:rPr>
-          <w:i/>
-          <w:iCs/>
-        </w:rPr>
-        <w:t xml:space="preserve">J. Cheminform.</w:t>
+        <w:t xml:space="preserve">(2020) Array programming with NumPy.</w:t>
+      </w:r>
+      <w:r>
+        <w:t xml:space="preserve"> </w:t>
+      </w:r>
+      <w:r>
+        <w:rPr>
+          <w:i/>
+          <w:iCs/>
+        </w:rPr>
+        <w:t xml:space="preserve">Nature</w:t>
       </w:r>
       <w:r>
         <w:t xml:space="preserve">,</w:t>
@@ -3176,10 +3322,10 @@
           <w:b/>
           <w:bCs/>
         </w:rPr>
-        <w:t xml:space="preserve">4</w:t>
-      </w:r>
-      <w:r>
-        <w:t xml:space="preserve">, 25.</w:t>
+        <w:t xml:space="preserve">585</w:t>
+      </w:r>
+      <w:r>
+        <w:t xml:space="preserve">, 357–362.</w:t>
       </w:r>
     </w:p>
     <w:p>
@@ -3187,33 +3333,23 @@
         <w:pStyle w:val="BodyText"/>
       </w:pPr>
       <w:r>
-        <w:t xml:space="preserve">Shuker,S.B.</w:t>
-      </w:r>
-      <w:r>
-        <w:t xml:space="preserve"> </w:t>
-      </w:r>
-      <w:r>
-        <w:rPr>
-          <w:i/>
-          <w:iCs/>
-        </w:rPr>
-        <w:t xml:space="preserve">et al.</w:t>
-      </w:r>
-      <w:r>
-        <w:t xml:space="preserve"> </w:t>
-      </w:r>
-      <w:r>
-        <w:t xml:space="preserve">(1996) Discovering high-affinity ligands for proteins: SAR by NMR.</w:t>
-      </w:r>
-      <w:r>
-        <w:t xml:space="preserve"> </w:t>
-      </w:r>
-      <w:r>
-        <w:rPr>
-          <w:i/>
-          <w:iCs/>
-        </w:rPr>
-        <w:t xml:space="preserve">Science</w:t>
+        <w:t xml:space="preserve">Helmus,J.J. and Jaroniec,C.P. (2013) Nmrglue: an open source Python package for the analysis of</w:t>
+      </w:r>
+      <w:r>
+        <w:t xml:space="preserve"> </w:t>
+      </w:r>
+      <w:r>
+        <w:t xml:space="preserve">multidimensional NMR data.</w:t>
+      </w:r>
+      <w:r>
+        <w:t xml:space="preserve"> </w:t>
+      </w:r>
+      <w:r>
+        <w:rPr>
+          <w:i/>
+          <w:iCs/>
+        </w:rPr>
+        <w:t xml:space="preserve">J. Biomol. NMR</w:t>
       </w:r>
       <w:r>
         <w:t xml:space="preserve">,</w:t>
@@ -3226,10 +3362,10 @@
           <w:b/>
           <w:bCs/>
         </w:rPr>
-        <w:t xml:space="preserve">274</w:t>
-      </w:r>
-      <w:r>
-        <w:t xml:space="preserve">, 1531–1534.</w:t>
+        <w:t xml:space="preserve">55</w:t>
+      </w:r>
+      <w:r>
+        <w:t xml:space="preserve">, 355–367.</w:t>
       </w:r>
     </w:p>
     <w:p>
@@ -3237,39 +3373,23 @@
         <w:pStyle w:val="BodyText"/>
       </w:pPr>
       <w:r>
-        <w:t xml:space="preserve">Skinner,S.P.</w:t>
-      </w:r>
-      <w:r>
-        <w:t xml:space="preserve"> </w:t>
-      </w:r>
-      <w:r>
-        <w:rPr>
-          <w:i/>
-          <w:iCs/>
-        </w:rPr>
-        <w:t xml:space="preserve">et al.</w:t>
-      </w:r>
-      <w:r>
-        <w:t xml:space="preserve"> </w:t>
-      </w:r>
-      <w:r>
-        <w:t xml:space="preserve">(2016) CcpNmr AnalysisAssign: a flexible platform for integrated NMR</w:t>
-      </w:r>
-      <w:r>
-        <w:t xml:space="preserve"> </w:t>
-      </w:r>
-      <w:r>
-        <w:t xml:space="preserve">analysis.</w:t>
-      </w:r>
-      <w:r>
-        <w:t xml:space="preserve"> </w:t>
-      </w:r>
-      <w:r>
-        <w:rPr>
-          <w:i/>
-          <w:iCs/>
-        </w:rPr>
-        <w:t xml:space="preserve">J. Biomol. NMR</w:t>
+        <w:t xml:space="preserve">Hughes,E. and Kenwright,A.M. (2024) SimpleNMR: an interactive graph network approach to aid</w:t>
+      </w:r>
+      <w:r>
+        <w:t xml:space="preserve"> </w:t>
+      </w:r>
+      <w:r>
+        <w:t xml:space="preserve">constitutional isomer verification using standard 1D and 2D NMR experiments.</w:t>
+      </w:r>
+      <w:r>
+        <w:t xml:space="preserve"> </w:t>
+      </w:r>
+      <w:r>
+        <w:rPr>
+          <w:i/>
+          <w:iCs/>
+        </w:rPr>
+        <w:t xml:space="preserve">Magn. Reson. Chem.</w:t>
       </w:r>
       <w:r>
         <w:t xml:space="preserve">,</w:t>
@@ -3282,10 +3402,10 @@
           <w:b/>
           <w:bCs/>
         </w:rPr>
-        <w:t xml:space="preserve">66</w:t>
-      </w:r>
-      <w:r>
-        <w:t xml:space="preserve">, 111–124.</w:t>
+        <w:t xml:space="preserve">62</w:t>
+      </w:r>
+      <w:r>
+        <w:t xml:space="preserve">, 556–565.</w:t>
       </w:r>
     </w:p>
     <w:p>
@@ -3293,33 +3413,17 @@
         <w:pStyle w:val="BodyText"/>
       </w:pPr>
       <w:r>
-        <w:t xml:space="preserve">Ulrich,E.L.</w:t>
-      </w:r>
-      <w:r>
-        <w:t xml:space="preserve"> </w:t>
-      </w:r>
-      <w:r>
-        <w:rPr>
-          <w:i/>
-          <w:iCs/>
-        </w:rPr>
-        <w:t xml:space="preserve">et al.</w:t>
-      </w:r>
-      <w:r>
-        <w:t xml:space="preserve"> </w:t>
-      </w:r>
-      <w:r>
-        <w:t xml:space="preserve">(2008) BioMagResBank.</w:t>
-      </w:r>
-      <w:r>
-        <w:t xml:space="preserve"> </w:t>
-      </w:r>
-      <w:r>
-        <w:rPr>
-          <w:i/>
-          <w:iCs/>
-        </w:rPr>
-        <w:t xml:space="preserve">Nucleic Acids Res.</w:t>
+        <w:t xml:space="preserve">Hunter,J.D. (2007) Matplotlib: a 2D graphics environment.</w:t>
+      </w:r>
+      <w:r>
+        <w:t xml:space="preserve"> </w:t>
+      </w:r>
+      <w:r>
+        <w:rPr>
+          <w:i/>
+          <w:iCs/>
+        </w:rPr>
+        <w:t xml:space="preserve">Comput. Sci. Eng.</w:t>
       </w:r>
       <w:r>
         <w:t xml:space="preserve">,</w:t>
@@ -3332,10 +3436,10 @@
           <w:b/>
           <w:bCs/>
         </w:rPr>
-        <w:t xml:space="preserve">36</w:t>
-      </w:r>
-      <w:r>
-        <w:t xml:space="preserve">, D402–D408.</w:t>
+        <w:t xml:space="preserve">9</w:t>
+      </w:r>
+      <w:r>
+        <w:t xml:space="preserve">, 90–95.</w:t>
       </w:r>
     </w:p>
     <w:p>
@@ -3343,39 +3447,23 @@
         <w:pStyle w:val="BodyText"/>
       </w:pPr>
       <w:r>
-        <w:t xml:space="preserve">Vranken,W.F.</w:t>
-      </w:r>
-      <w:r>
-        <w:t xml:space="preserve"> </w:t>
-      </w:r>
-      <w:r>
-        <w:rPr>
-          <w:i/>
-          <w:iCs/>
-        </w:rPr>
-        <w:t xml:space="preserve">et al.</w:t>
-      </w:r>
-      <w:r>
-        <w:t xml:space="preserve"> </w:t>
-      </w:r>
-      <w:r>
-        <w:t xml:space="preserve">(2005) The CCPN data model for NMR spectroscopy: development of a software</w:t>
-      </w:r>
-      <w:r>
-        <w:t xml:space="preserve"> </w:t>
-      </w:r>
-      <w:r>
-        <w:t xml:space="preserve">pipeline.</w:t>
-      </w:r>
-      <w:r>
-        <w:t xml:space="preserve"> </w:t>
-      </w:r>
-      <w:r>
-        <w:rPr>
-          <w:i/>
-          <w:iCs/>
-        </w:rPr>
-        <w:t xml:space="preserve">Proteins</w:t>
+        <w:t xml:space="preserve">Ludwig,C. and Günther,U.L. (2011) MetaboLab — advanced NMR data processing and analysis for</w:t>
+      </w:r>
+      <w:r>
+        <w:t xml:space="preserve"> </w:t>
+      </w:r>
+      <w:r>
+        <w:t xml:space="preserve">metabolomics.</w:t>
+      </w:r>
+      <w:r>
+        <w:t xml:space="preserve"> </w:t>
+      </w:r>
+      <w:r>
+        <w:rPr>
+          <w:i/>
+          <w:iCs/>
+        </w:rPr>
+        <w:t xml:space="preserve">BMC Bioinformatics</w:t>
       </w:r>
       <w:r>
         <w:t xml:space="preserve">,</w:t>
@@ -3388,10 +3476,10 @@
           <w:b/>
           <w:bCs/>
         </w:rPr>
-        <w:t xml:space="preserve">59</w:t>
-      </w:r>
-      <w:r>
-        <w:t xml:space="preserve">, 687–696.</w:t>
+        <w:t xml:space="preserve">12</w:t>
+      </w:r>
+      <w:r>
+        <w:t xml:space="preserve">, 366.</w:t>
       </w:r>
     </w:p>
     <w:p>
@@ -3399,17 +3487,33 @@
         <w:pStyle w:val="BodyText"/>
       </w:pPr>
       <w:r>
-        <w:t xml:space="preserve">Williamson,M.P. (2013) Using chemical shift perturbation to characterise ligand binding.</w:t>
-      </w:r>
-      <w:r>
-        <w:t xml:space="preserve"> </w:t>
-      </w:r>
-      <w:r>
-        <w:rPr>
-          <w:i/>
-          <w:iCs/>
-        </w:rPr>
-        <w:t xml:space="preserve">Prog. Nucl. Magn. Reson. Spectrosc.</w:t>
+        <w:t xml:space="preserve">Pellecchia,M.</w:t>
+      </w:r>
+      <w:r>
+        <w:t xml:space="preserve"> </w:t>
+      </w:r>
+      <w:r>
+        <w:rPr>
+          <w:i/>
+          <w:iCs/>
+        </w:rPr>
+        <w:t xml:space="preserve">et al.</w:t>
+      </w:r>
+      <w:r>
+        <w:t xml:space="preserve"> </w:t>
+      </w:r>
+      <w:r>
+        <w:t xml:space="preserve">(2008) Perspectives on NMR in drug discovery: a technique comes of age.</w:t>
+      </w:r>
+      <w:r>
+        <w:t xml:space="preserve"> </w:t>
+      </w:r>
+      <w:r>
+        <w:rPr>
+          <w:i/>
+          <w:iCs/>
+        </w:rPr>
+        <w:t xml:space="preserve">Nat. Rev. Drug Discov.</w:t>
       </w:r>
       <w:r>
         <w:t xml:space="preserve">,</w:t>
@@ -3422,10 +3526,652 @@
           <w:b/>
           <w:bCs/>
         </w:rPr>
+        <w:t xml:space="preserve">7</w:t>
+      </w:r>
+      <w:r>
+        <w:t xml:space="preserve">, 738–745.</w:t>
+      </w:r>
+    </w:p>
+    <w:p>
+      <w:pPr>
+        <w:pStyle w:val="BodyText"/>
+      </w:pPr>
+      <w:r>
+        <w:t xml:space="preserve">Pierens,G.K.</w:t>
+      </w:r>
+      <w:r>
+        <w:t xml:space="preserve"> </w:t>
+      </w:r>
+      <w:r>
+        <w:rPr>
+          <w:i/>
+          <w:iCs/>
+        </w:rPr>
+        <w:t xml:space="preserve">et al.</w:t>
+      </w:r>
+      <w:r>
+        <w:t xml:space="preserve"> </w:t>
+      </w:r>
+      <w:r>
+        <w:t xml:space="preserve">(2012) HSQC spectral based similarity matching of compounds using nearest</w:t>
+      </w:r>
+      <w:r>
+        <w:t xml:space="preserve"> </w:t>
+      </w:r>
+      <w:r>
+        <w:t xml:space="preserve">neighbours and a fast discrete genetic algorithm.</w:t>
+      </w:r>
+      <w:r>
+        <w:t xml:space="preserve"> </w:t>
+      </w:r>
+      <w:r>
+        <w:rPr>
+          <w:i/>
+          <w:iCs/>
+        </w:rPr>
+        <w:t xml:space="preserve">J. Cheminform.</w:t>
+      </w:r>
+      <w:r>
+        <w:t xml:space="preserve">,</w:t>
+      </w:r>
+      <w:r>
+        <w:t xml:space="preserve"> </w:t>
+      </w:r>
+      <w:r>
+        <w:rPr>
+          <w:b/>
+          <w:bCs/>
+        </w:rPr>
+        <w:t xml:space="preserve">4</w:t>
+      </w:r>
+      <w:r>
+        <w:t xml:space="preserve">, 25.</w:t>
+      </w:r>
+    </w:p>
+    <w:p>
+      <w:pPr>
+        <w:pStyle w:val="BodyText"/>
+      </w:pPr>
+      <w:r>
+        <w:t xml:space="preserve">Robinette,S.L.</w:t>
+      </w:r>
+      <w:r>
+        <w:t xml:space="preserve"> </w:t>
+      </w:r>
+      <w:r>
+        <w:rPr>
+          <w:i/>
+          <w:iCs/>
+        </w:rPr>
+        <w:t xml:space="preserve">et al.</w:t>
+      </w:r>
+      <w:r>
+        <w:t xml:space="preserve"> </w:t>
+      </w:r>
+      <w:r>
+        <w:t xml:space="preserve">(2012) NMR in metabolomics and natural products research: two sides of</w:t>
+      </w:r>
+      <w:r>
+        <w:t xml:space="preserve"> </w:t>
+      </w:r>
+      <w:r>
+        <w:t xml:space="preserve">the same coin.</w:t>
+      </w:r>
+      <w:r>
+        <w:t xml:space="preserve"> </w:t>
+      </w:r>
+      <w:r>
+        <w:rPr>
+          <w:i/>
+          <w:iCs/>
+        </w:rPr>
+        <w:t xml:space="preserve">Acc. Chem. Res.</w:t>
+      </w:r>
+      <w:r>
+        <w:t xml:space="preserve">,</w:t>
+      </w:r>
+      <w:r>
+        <w:t xml:space="preserve"> </w:t>
+      </w:r>
+      <w:r>
+        <w:rPr>
+          <w:b/>
+          <w:bCs/>
+        </w:rPr>
+        <w:t xml:space="preserve">45</w:t>
+      </w:r>
+      <w:r>
+        <w:t xml:space="preserve">, 288–297.</w:t>
+      </w:r>
+    </w:p>
+    <w:p>
+      <w:pPr>
+        <w:pStyle w:val="BodyText"/>
+      </w:pPr>
+      <w:r>
+        <w:t xml:space="preserve">Savorani,F.</w:t>
+      </w:r>
+      <w:r>
+        <w:t xml:space="preserve"> </w:t>
+      </w:r>
+      <w:r>
+        <w:rPr>
+          <w:i/>
+          <w:iCs/>
+        </w:rPr>
+        <w:t xml:space="preserve">et al.</w:t>
+      </w:r>
+      <w:r>
+        <w:t xml:space="preserve"> </w:t>
+      </w:r>
+      <w:r>
+        <w:t xml:space="preserve">(2010) icoshift: a versatile tool for the rapid alignment of 1D NMR spectra.</w:t>
+      </w:r>
+      <w:r>
+        <w:t xml:space="preserve"> </w:t>
+      </w:r>
+      <w:r>
+        <w:rPr>
+          <w:i/>
+          <w:iCs/>
+        </w:rPr>
+        <w:t xml:space="preserve">J. Magn. Reson.</w:t>
+      </w:r>
+      <w:r>
+        <w:t xml:space="preserve">,</w:t>
+      </w:r>
+      <w:r>
+        <w:t xml:space="preserve"> </w:t>
+      </w:r>
+      <w:r>
+        <w:rPr>
+          <w:b/>
+          <w:bCs/>
+        </w:rPr>
+        <w:t xml:space="preserve">202</w:t>
+      </w:r>
+      <w:r>
+        <w:t xml:space="preserve">, 190–202.</w:t>
+      </w:r>
+    </w:p>
+    <w:p>
+      <w:pPr>
+        <w:pStyle w:val="BodyText"/>
+      </w:pPr>
+      <w:r>
+        <w:t xml:space="preserve">Shuker,S.B.</w:t>
+      </w:r>
+      <w:r>
+        <w:t xml:space="preserve"> </w:t>
+      </w:r>
+      <w:r>
+        <w:rPr>
+          <w:i/>
+          <w:iCs/>
+        </w:rPr>
+        <w:t xml:space="preserve">et al.</w:t>
+      </w:r>
+      <w:r>
+        <w:t xml:space="preserve"> </w:t>
+      </w:r>
+      <w:r>
+        <w:t xml:space="preserve">(1996) Discovering high-affinity ligands for proteins: SAR by NMR.</w:t>
+      </w:r>
+      <w:r>
+        <w:t xml:space="preserve"> </w:t>
+      </w:r>
+      <w:r>
+        <w:rPr>
+          <w:i/>
+          <w:iCs/>
+        </w:rPr>
+        <w:t xml:space="preserve">Science</w:t>
+      </w:r>
+      <w:r>
+        <w:t xml:space="preserve">,</w:t>
+      </w:r>
+      <w:r>
+        <w:t xml:space="preserve"> </w:t>
+      </w:r>
+      <w:r>
+        <w:rPr>
+          <w:b/>
+          <w:bCs/>
+        </w:rPr>
+        <w:t xml:space="preserve">274</w:t>
+      </w:r>
+      <w:r>
+        <w:t xml:space="preserve">, 1531–1534.</w:t>
+      </w:r>
+    </w:p>
+    <w:p>
+      <w:pPr>
+        <w:pStyle w:val="BodyText"/>
+      </w:pPr>
+      <w:r>
+        <w:t xml:space="preserve">Skinner,S.P.</w:t>
+      </w:r>
+      <w:r>
+        <w:t xml:space="preserve"> </w:t>
+      </w:r>
+      <w:r>
+        <w:rPr>
+          <w:i/>
+          <w:iCs/>
+        </w:rPr>
+        <w:t xml:space="preserve">et al.</w:t>
+      </w:r>
+      <w:r>
+        <w:t xml:space="preserve"> </w:t>
+      </w:r>
+      <w:r>
+        <w:t xml:space="preserve">(2016) CcpNmr AnalysisAssign: a flexible platform for integrated NMR</w:t>
+      </w:r>
+      <w:r>
+        <w:t xml:space="preserve"> </w:t>
+      </w:r>
+      <w:r>
+        <w:t xml:space="preserve">analysis.</w:t>
+      </w:r>
+      <w:r>
+        <w:t xml:space="preserve"> </w:t>
+      </w:r>
+      <w:r>
+        <w:rPr>
+          <w:i/>
+          <w:iCs/>
+        </w:rPr>
+        <w:t xml:space="preserve">J. Biomol. NMR</w:t>
+      </w:r>
+      <w:r>
+        <w:t xml:space="preserve">,</w:t>
+      </w:r>
+      <w:r>
+        <w:t xml:space="preserve"> </w:t>
+      </w:r>
+      <w:r>
+        <w:rPr>
+          <w:b/>
+          <w:bCs/>
+        </w:rPr>
+        <w:t xml:space="preserve">66</w:t>
+      </w:r>
+      <w:r>
+        <w:t xml:space="preserve">, 111–124.</w:t>
+      </w:r>
+    </w:p>
+    <w:p>
+      <w:pPr>
+        <w:pStyle w:val="BodyText"/>
+      </w:pPr>
+      <w:r>
+        <w:t xml:space="preserve">Stein,S.E. and Scott,D.R. (1994) Optimization and testing of mass spectral library search</w:t>
+      </w:r>
+      <w:r>
+        <w:t xml:space="preserve"> </w:t>
+      </w:r>
+      <w:r>
+        <w:t xml:space="preserve">algorithms for compound identification.</w:t>
+      </w:r>
+      <w:r>
+        <w:t xml:space="preserve"> </w:t>
+      </w:r>
+      <w:r>
+        <w:rPr>
+          <w:i/>
+          <w:iCs/>
+        </w:rPr>
+        <w:t xml:space="preserve">J. Am. Soc. Mass Spectrom.</w:t>
+      </w:r>
+      <w:r>
+        <w:t xml:space="preserve">,</w:t>
+      </w:r>
+      <w:r>
+        <w:t xml:space="preserve"> </w:t>
+      </w:r>
+      <w:r>
+        <w:rPr>
+          <w:b/>
+          <w:bCs/>
+        </w:rPr>
+        <w:t xml:space="preserve">5</w:t>
+      </w:r>
+      <w:r>
+        <w:t xml:space="preserve">, 859–866.</w:t>
+      </w:r>
+    </w:p>
+    <w:p>
+      <w:pPr>
+        <w:pStyle w:val="BodyText"/>
+      </w:pPr>
+      <w:r>
+        <w:t xml:space="preserve">Steinbeck,C. and Kuhn,S. (2004) NMRShiftDB — compound identification and structure elucidation</w:t>
+      </w:r>
+      <w:r>
+        <w:t xml:space="preserve"> </w:t>
+      </w:r>
+      <w:r>
+        <w:t xml:space="preserve">support through a free community-built web database.</w:t>
+      </w:r>
+      <w:r>
+        <w:t xml:space="preserve"> </w:t>
+      </w:r>
+      <w:r>
+        <w:rPr>
+          <w:i/>
+          <w:iCs/>
+        </w:rPr>
+        <w:t xml:space="preserve">Phytochemistry</w:t>
+      </w:r>
+      <w:r>
+        <w:t xml:space="preserve">,</w:t>
+      </w:r>
+      <w:r>
+        <w:t xml:space="preserve"> </w:t>
+      </w:r>
+      <w:r>
+        <w:rPr>
+          <w:b/>
+          <w:bCs/>
+        </w:rPr>
+        <w:t xml:space="preserve">65</w:t>
+      </w:r>
+      <w:r>
+        <w:t xml:space="preserve">, 2711–2717.</w:t>
+      </w:r>
+    </w:p>
+    <w:p>
+      <w:pPr>
+        <w:pStyle w:val="BodyText"/>
+      </w:pPr>
+      <w:r>
+        <w:t xml:space="preserve">Ulrich,E.L.</w:t>
+      </w:r>
+      <w:r>
+        <w:t xml:space="preserve"> </w:t>
+      </w:r>
+      <w:r>
+        <w:rPr>
+          <w:i/>
+          <w:iCs/>
+        </w:rPr>
+        <w:t xml:space="preserve">et al.</w:t>
+      </w:r>
+      <w:r>
+        <w:t xml:space="preserve"> </w:t>
+      </w:r>
+      <w:r>
+        <w:t xml:space="preserve">(2008) BioMagResBank.</w:t>
+      </w:r>
+      <w:r>
+        <w:t xml:space="preserve"> </w:t>
+      </w:r>
+      <w:r>
+        <w:rPr>
+          <w:i/>
+          <w:iCs/>
+        </w:rPr>
+        <w:t xml:space="preserve">Nucleic Acids Res.</w:t>
+      </w:r>
+      <w:r>
+        <w:t xml:space="preserve">,</w:t>
+      </w:r>
+      <w:r>
+        <w:t xml:space="preserve"> </w:t>
+      </w:r>
+      <w:r>
+        <w:rPr>
+          <w:b/>
+          <w:bCs/>
+        </w:rPr>
+        <w:t xml:space="preserve">36</w:t>
+      </w:r>
+      <w:r>
+        <w:t xml:space="preserve">, D402–D408.</w:t>
+      </w:r>
+    </w:p>
+    <w:p>
+      <w:pPr>
+        <w:pStyle w:val="BodyText"/>
+      </w:pPr>
+      <w:r>
+        <w:t xml:space="preserve">Vranken,W.F.</w:t>
+      </w:r>
+      <w:r>
+        <w:t xml:space="preserve"> </w:t>
+      </w:r>
+      <w:r>
+        <w:rPr>
+          <w:i/>
+          <w:iCs/>
+        </w:rPr>
+        <w:t xml:space="preserve">et al.</w:t>
+      </w:r>
+      <w:r>
+        <w:t xml:space="preserve"> </w:t>
+      </w:r>
+      <w:r>
+        <w:t xml:space="preserve">(2005) The CCPN data model for NMR spectroscopy: development of a software</w:t>
+      </w:r>
+      <w:r>
+        <w:t xml:space="preserve"> </w:t>
+      </w:r>
+      <w:r>
+        <w:t xml:space="preserve">pipeline.</w:t>
+      </w:r>
+      <w:r>
+        <w:t xml:space="preserve"> </w:t>
+      </w:r>
+      <w:r>
+        <w:rPr>
+          <w:i/>
+          <w:iCs/>
+        </w:rPr>
+        <w:t xml:space="preserve">Proteins</w:t>
+      </w:r>
+      <w:r>
+        <w:t xml:space="preserve">,</w:t>
+      </w:r>
+      <w:r>
+        <w:t xml:space="preserve"> </w:t>
+      </w:r>
+      <w:r>
+        <w:rPr>
+          <w:b/>
+          <w:bCs/>
+        </w:rPr>
+        <w:t xml:space="preserve">59</w:t>
+      </w:r>
+      <w:r>
+        <w:t xml:space="preserve">, 687–696.</w:t>
+      </w:r>
+    </w:p>
+    <w:p>
+      <w:pPr>
+        <w:pStyle w:val="BodyText"/>
+      </w:pPr>
+      <w:r>
+        <w:t xml:space="preserve">Wan,K.X.</w:t>
+      </w:r>
+      <w:r>
+        <w:t xml:space="preserve"> </w:t>
+      </w:r>
+      <w:r>
+        <w:rPr>
+          <w:i/>
+          <w:iCs/>
+        </w:rPr>
+        <w:t xml:space="preserve">et al.</w:t>
+      </w:r>
+      <w:r>
+        <w:t xml:space="preserve"> </w:t>
+      </w:r>
+      <w:r>
+        <w:t xml:space="preserve">(2002) Comparing similar spectra: from similarity index to spectral contrast</w:t>
+      </w:r>
+      <w:r>
+        <w:t xml:space="preserve"> </w:t>
+      </w:r>
+      <w:r>
+        <w:t xml:space="preserve">angle.</w:t>
+      </w:r>
+      <w:r>
+        <w:t xml:space="preserve"> </w:t>
+      </w:r>
+      <w:r>
+        <w:rPr>
+          <w:i/>
+          <w:iCs/>
+        </w:rPr>
+        <w:t xml:space="preserve">J. Am. Soc. Mass Spectrom.</w:t>
+      </w:r>
+      <w:r>
+        <w:t xml:space="preserve">,</w:t>
+      </w:r>
+      <w:r>
+        <w:t xml:space="preserve"> </w:t>
+      </w:r>
+      <w:r>
+        <w:rPr>
+          <w:b/>
+          <w:bCs/>
+        </w:rPr>
+        <w:t xml:space="preserve">13</w:t>
+      </w:r>
+      <w:r>
+        <w:t xml:space="preserve">, 85–88.</w:t>
+      </w:r>
+    </w:p>
+    <w:p>
+      <w:pPr>
+        <w:pStyle w:val="BodyText"/>
+      </w:pPr>
+      <w:r>
+        <w:t xml:space="preserve">Williamson,M.P. (2013) Using chemical shift perturbation to characterise ligand binding.</w:t>
+      </w:r>
+      <w:r>
+        <w:t xml:space="preserve"> </w:t>
+      </w:r>
+      <w:r>
+        <w:rPr>
+          <w:i/>
+          <w:iCs/>
+        </w:rPr>
+        <w:t xml:space="preserve">Prog. Nucl. Magn. Reson. Spectrosc.</w:t>
+      </w:r>
+      <w:r>
+        <w:t xml:space="preserve">,</w:t>
+      </w:r>
+      <w:r>
+        <w:t xml:space="preserve"> </w:t>
+      </w:r>
+      <w:r>
+        <w:rPr>
+          <w:b/>
+          <w:bCs/>
+        </w:rPr>
         <w:t xml:space="preserve">73</w:t>
       </w:r>
       <w:r>
         <w:t xml:space="preserve">, 1–16.</w:t>
+      </w:r>
+    </w:p>
+    <w:p>
+      <w:pPr>
+        <w:pStyle w:val="BodyText"/>
+      </w:pPr>
+      <w:r>
+        <w:t xml:space="preserve">Wishart,D.S.</w:t>
+      </w:r>
+      <w:r>
+        <w:t xml:space="preserve"> </w:t>
+      </w:r>
+      <w:r>
+        <w:rPr>
+          <w:i/>
+          <w:iCs/>
+        </w:rPr>
+        <w:t xml:space="preserve">et al.</w:t>
+      </w:r>
+      <w:r>
+        <w:t xml:space="preserve"> </w:t>
+      </w:r>
+      <w:r>
+        <w:t xml:space="preserve">(2022) HMDB 5.0: the Human Metabolome Database for 2022.</w:t>
+      </w:r>
+      <w:r>
+        <w:t xml:space="preserve"> </w:t>
+      </w:r>
+      <w:r>
+        <w:rPr>
+          <w:i/>
+          <w:iCs/>
+        </w:rPr>
+        <w:t xml:space="preserve">Nucleic Acids</w:t>
+      </w:r>
+      <w:r>
+        <w:rPr>
+          <w:i/>
+          <w:iCs/>
+        </w:rPr>
+        <w:t xml:space="preserve"> </w:t>
+      </w:r>
+      <w:r>
+        <w:rPr>
+          <w:i/>
+          <w:iCs/>
+        </w:rPr>
+        <w:t xml:space="preserve">Res.</w:t>
+      </w:r>
+      <w:r>
+        <w:t xml:space="preserve">,</w:t>
+      </w:r>
+      <w:r>
+        <w:t xml:space="preserve"> </w:t>
+      </w:r>
+      <w:r>
+        <w:rPr>
+          <w:b/>
+          <w:bCs/>
+        </w:rPr>
+        <w:t xml:space="preserve">50</w:t>
+      </w:r>
+      <w:r>
+        <w:t xml:space="preserve">, D622–D631.</w:t>
+      </w:r>
+    </w:p>
+    <w:p>
+      <w:pPr>
+        <w:pStyle w:val="BodyText"/>
+      </w:pPr>
+      <w:r>
+        <w:t xml:space="preserve">Worley,B. and Powers,R. (2013) Multivariate analysis in metabolomics.</w:t>
+      </w:r>
+      <w:r>
+        <w:t xml:space="preserve"> </w:t>
+      </w:r>
+      <w:r>
+        <w:rPr>
+          <w:i/>
+          <w:iCs/>
+        </w:rPr>
+        <w:t xml:space="preserve">Curr. Metabolomics</w:t>
+      </w:r>
+      <w:r>
+        <w:t xml:space="preserve">,</w:t>
+      </w:r>
+      <w:r>
+        <w:t xml:space="preserve"> </w:t>
+      </w:r>
+      <w:r>
+        <w:rPr>
+          <w:b/>
+          <w:bCs/>
+        </w:rPr>
+        <w:t xml:space="preserve">1</w:t>
+      </w:r>
+      <w:r>
+        <w:t xml:space="preserve">, 92–107.</w:t>
       </w:r>
     </w:p>
     <w:bookmarkEnd w:id="19"/>
